--- a/firmgrid/submission/[TEAM_NAME]_FirmGrid_PreliminaryRound.docx
+++ b/firmgrid/submission/[TEAM_NAME]_FirmGrid_PreliminaryRound.docx
@@ -1,37 +1,55 @@
 
 <file path=word/document.xml><?xml version="1.0" encoding="utf-8"?>
-<w:document xmlns:wpc="http://schemas.microsoft.com/office/word/2010/wordprocessingCanvas" xmlns:cx="http://schemas.microsoft.com/office/drawing/2014/chartex" xmlns:cx1="http://schemas.microsoft.com/office/drawing/2015/9/8/chartex" xmlns:cx2="http://schemas.microsoft.com/office/drawing/2015/10/21/chartex" xmlns:cx3="http://schemas.microsoft.com/office/drawing/2016/5/9/chartex" xmlns:cx4="http://schemas.microsoft.com/office/drawing/2016/5/10/chartex" xmlns:cx5="http://schemas.microsoft.com/office/drawing/2016/5/11/chartex" xmlns:cx6="http://schemas.microsoft.com/office/drawing/2016/5/12/chartex" xmlns:cx7="http://schemas.microsoft.com/office/drawing/2016/5/13/chartex" xmlns:cx8="http://schemas.microsoft.com/office/drawing/2016/5/14/chartex" xmlns:mc="http://schemas.openxmlformats.org/markup-compatibility/2006" xmlns:m="http://schemas.openxmlformats.org/officeDocument/2006/math" xmlns:aink="http://schemas.microsoft.com/office/drawing/2016/ink" xmlns:am3d="http://schemas.microsoft.com/office/drawing/2017/model3d" xmlns:oel="http://schemas.microsoft.com/office/2019/extlst" xmlns:r="http://schemas.openxmlformats.org/officeDocument/2006/relationships" xmlns:wp14="http://schemas.microsoft.com/office/word/2010/wordprocessingDrawing" xmlns:wp="http://schemas.openxmlformats.org/drawingml/2006/wordprocessingDrawing" xmlns:wpg="http://schemas.microsoft.com/office/word/2010/wordprocessingGroup" xmlns:wpi="http://schemas.microsoft.com/office/word/2010/wordprocessingInk" xmlns:wps="http://schemas.microsoft.com/office/word/2010/wordprocessingShape" xmlns:o="urn:schemas-microsoft-com:office:office" xmlns:v="urn:schemas-microsoft-com:vml" xmlns:w10="urn:schemas-microsoft-com:office:word" xmlns:w="http://schemas.openxmlformats.org/wordprocessingml/2006/main" xmlns:w14="http://schemas.microsoft.com/office/word/2010/wordml" xmlns:w15="http://schemas.microsoft.com/office/word/2012/wordml" xmlns:w16cex="http://schemas.microsoft.com/office/word/2018/wordml/cex" xmlns:w16cid="http://schemas.microsoft.com/office/word/2016/wordml/cid" xmlns:w16="http://schemas.microsoft.com/office/word/2018/wordml" xmlns:w16sdtdh="http://schemas.microsoft.com/office/word/2020/wordml/sdtdatahash" xmlns:w16sdtfl="http://schemas.microsoft.com/office/word/2024/wordml/sdtformatlock" xmlns:w16se="http://schemas.microsoft.com/office/word/2015/wordml/symex" xmlns:w16du="http://schemas.microsoft.com/office/word/2023/wordml/word16du" xmlns:wne="http://schemas.microsoft.com/office/word/2006/wordml" mc:Ignorable="w14 w15 w16se w16cid w16 w16cex w16sdtdh w16sdtfl w16du wp14">
+<w:document xmlns:mc="http://schemas.openxmlformats.org/markup-compatibility/2006" xmlns:ns2="http://schemas.microsoft.com/office/word/2010/wordml" xmlns:w="http://schemas.openxmlformats.org/wordprocessingml/2006/main" mc:Ignorable="w14 w15 w16se w16cid w16 w16cex w16sdtdh w16sdtfl w16du wp14">
   <w:body>
-    <w:p>
+    <w:p ns2:paraId="53D1BE86" ns2:textId="77777777">
       <w:pPr>
+        <w:pStyle w:val="Title"/>
+        <w:spacing w:before="0" w:after="110" w:line="276" w:lineRule="auto"/>
         <w:jc w:val="center"/>
       </w:pPr>
       <w:r>
         <w:rPr>
+          <w:rFonts w:ascii="Arial" w:hAnsi="Arial" w:cs="Arial" w:eastAsia="Arial"/>
+          <w:sz w:val="32"/>
+          <w:szCs w:val="32"/>
+          <w:color w:val="0B2545"/>
           <w:b/>
-          <w:color w:val="0F2A4A"/>
-          <w:sz w:val="26"/>
+          <w:bCs/>
         </w:rPr>
         <w:t>ASIAN HACKATHON FOR GREEN FUTURE 2026 — PROJECT PROPOSAL</w:t>
       </w:r>
     </w:p>
-    <w:p>
+    <w:p ns2:paraId="3086F45F" ns2:textId="77777777">
       <w:pPr>
+        <w:pStyle w:val="Subtitle"/>
+        <w:spacing w:before="0" w:after="180" w:line="286" w:lineRule="auto"/>
         <w:jc w:val="center"/>
       </w:pPr>
       <w:r>
         <w:rPr>
+          <w:rFonts w:ascii="Arial" w:hAnsi="Arial" w:cs="Arial" w:eastAsia="Arial"/>
+          <w:sz w:val="22"/>
+          <w:szCs w:val="22"/>
+          <w:color w:val="475569"/>
+        </w:rPr>
+        <w:t>FirmGrid — Sun-to-Wheels &amp; Sun-to-Servers: the intelligence layer that turns Vietnam's wasted rooftop solar into firm clean power</w:t>
+      </w:r>
+    </w:p>
+    <w:p ns2:paraId="4459A43F" ns2:textId="77777777">
+      <w:pPr>
+        <w:pStyle w:val="Normal"/>
+        <w:spacing w:before="0" w:after="220" w:line="286" w:lineRule="auto"/>
+        <w:jc w:val="center"/>
+      </w:pPr>
+      <w:r>
+        <w:rPr>
+          <w:rFonts w:ascii="Arial" w:hAnsi="Arial" w:cs="Arial" w:eastAsia="Arial"/>
+          <w:sz w:val="21"/>
+          <w:szCs w:val="21"/>
+          <w:color w:val="334155"/>
           <w:b/>
-          <w:color w:val="1E7A46"/>
-          <w:sz w:val="23"/>
-        </w:rPr>
-        <w:t>FirmGrid — Sun-to-Wheels &amp; Sun-to-Servers: the intelligence layer that turns Vietnam's wasted rooftop solar into firm clean power</w:t>
-      </w:r>
-    </w:p>
-    <w:p>
-      <w:r>
-        <w:rPr>
-          <w:b/>
+          <w:bCs/>
         </w:rPr>
         <w:t>TEAM NAME: [TEAM_NAME]</w:t>
       </w:r>
@@ -39,23 +57,54 @@
     <w:tbl>
       <w:tblPr>
         <w:tblStyle w:val="TableGrid"/>
-        <w:tblW w:w="0" w:type="auto"/>
-        <w:tblLook w:val="04A0" w:firstRow="1" w:lastRow="0" w:firstColumn="1" w:lastColumn="0" w:noHBand="0" w:noVBand="1"/>
+        <w:tblW w:w="9360" w:type="dxa"/>
+        <w:tblInd w:w="120" w:type="dxa"/>
+        <w:tblLayout w:type="fixed"/>
+        <w:tblBorders>
+          <w:top w:val="single" w:sz="4" w:space="0" w:color="D9E2EC"/>
+          <w:left w:val="single" w:sz="4" w:space="0" w:color="D9E2EC"/>
+          <w:bottom w:val="single" w:sz="4" w:space="0" w:color="D9E2EC"/>
+          <w:right w:val="single" w:sz="4" w:space="0" w:color="D9E2EC"/>
+          <w:insideH w:val="single" w:sz="4" w:space="0" w:color="D9E2EC"/>
+          <w:insideV w:val="single" w:sz="4" w:space="0" w:color="D9E2EC"/>
+        </w:tblBorders>
+        <w:tblCellMar>
+          <w:top w:w="150" w:type="dxa"/>
+          <w:left w:w="160" w:type="dxa"/>
+          <w:bottom w:w="150" w:type="dxa"/>
+          <w:right w:w="160" w:type="dxa"/>
+        </w:tblCellMar>
+        <w:tblLook w:firstRow="1" w:lastRow="0" w:firstColumn="0" w:lastColumn="0" w:noHBand="1" w:noVBand="1"/>
       </w:tblPr>
       <w:tblGrid>
-        <w:gridCol w:w="3400"/>
-        <w:gridCol w:w="3400"/>
-        <w:gridCol w:w="3400"/>
+        <w:gridCol w:w="760"/>
+        <w:gridCol w:w="2700"/>
+        <w:gridCol w:w="5900"/>
       </w:tblGrid>
-      <w:tr>
+      <w:tr ns2:paraId="4C777A65" ns2:textId="77777777">
+        <w:trPr>
+          <w:tblHeader/>
+        </w:trPr>
         <w:tc>
           <w:tcPr>
-            <w:tcW w:w="3400" w:type="dxa"/>
+            <w:tcW w:w="760" w:type="dxa"/>
+            <w:shd w:fill="E8EEF5" w:val="clear"/>
+            <w:vAlign w:val="center"/>
           </w:tcPr>
-          <w:p>
+          <w:p ns2:paraId="3DFEE685" ns2:textId="77777777">
+            <w:pPr>
+              <w:pStyle w:val="Normal"/>
+              <w:spacing w:before="0" w:after="0" w:line="276" w:lineRule="auto"/>
+              <w:jc w:val="center"/>
+            </w:pPr>
             <w:r>
               <w:rPr>
+                <w:rFonts w:ascii="Arial" w:hAnsi="Arial" w:cs="Arial" w:eastAsia="Arial"/>
+                <w:sz w:val="21"/>
+                <w:szCs w:val="21"/>
+                <w:color w:val="1F2937"/>
                 <w:b/>
+                <w:bCs/>
               </w:rPr>
               <w:t>No.</w:t>
             </w:r>
@@ -63,12 +112,24 @@
         </w:tc>
         <w:tc>
           <w:tcPr>
-            <w:tcW w:w="3400" w:type="dxa"/>
+            <w:tcW w:w="2700" w:type="dxa"/>
+            <w:shd w:fill="E8EEF5" w:val="clear"/>
+            <w:vAlign w:val="center"/>
           </w:tcPr>
-          <w:p>
+          <w:p ns2:paraId="76DE49CA" ns2:textId="77777777">
+            <w:pPr>
+              <w:pStyle w:val="Normal"/>
+              <w:spacing w:before="0" w:after="0" w:line="276" w:lineRule="auto"/>
+              <w:jc w:val="left"/>
+            </w:pPr>
             <w:r>
               <w:rPr>
+                <w:rFonts w:ascii="Arial" w:hAnsi="Arial" w:cs="Arial" w:eastAsia="Arial"/>
+                <w:sz w:val="21"/>
+                <w:szCs w:val="21"/>
+                <w:color w:val="1F2937"/>
                 <w:b/>
+                <w:bCs/>
               </w:rPr>
               <w:t>Full Name</w:t>
             </w:r>
@@ -76,571 +137,2089 @@
         </w:tc>
         <w:tc>
           <w:tcPr>
-            <w:tcW w:w="3400" w:type="dxa"/>
+            <w:tcW w:w="5900" w:type="dxa"/>
+            <w:shd w:fill="E8EEF5" w:val="clear"/>
+            <w:vAlign w:val="center"/>
           </w:tcPr>
-          <w:p>
+          <w:p ns2:paraId="48C1C38B" ns2:textId="77777777">
+            <w:pPr>
+              <w:pStyle w:val="Normal"/>
+              <w:spacing w:before="0" w:after="0" w:line="276" w:lineRule="auto"/>
+              <w:jc w:val="left"/>
+            </w:pPr>
             <w:r>
               <w:rPr>
+                <w:rFonts w:ascii="Arial" w:hAnsi="Arial" w:cs="Arial" w:eastAsia="Arial"/>
+                <w:sz w:val="21"/>
+                <w:szCs w:val="21"/>
+                <w:color w:val="1F2937"/>
                 <w:b/>
+                <w:bCs/>
               </w:rPr>
               <w:t>Role</w:t>
             </w:r>
           </w:p>
         </w:tc>
       </w:tr>
-      <w:tr>
+      <w:tr ns2:paraId="4292F009" ns2:textId="77777777">
+        <w:trPr/>
         <w:tc>
           <w:tcPr>
-            <w:tcW w:w="3400" w:type="dxa"/>
+            <w:tcW w:w="760" w:type="dxa"/>
+            <w:vAlign w:val="center"/>
           </w:tcPr>
-          <w:p>
+          <w:p ns2:paraId="1E9F58CC" ns2:textId="77777777">
+            <w:pPr>
+              <w:pStyle w:val="Normal"/>
+              <w:spacing w:before="0" w:after="0" w:line="276" w:lineRule="auto"/>
+              <w:jc w:val="center"/>
+            </w:pPr>
             <w:r>
               <w:t>1</w:t>
+              <w:rPr>
+                <w:rFonts w:ascii="Arial" w:hAnsi="Arial" w:cs="Arial" w:eastAsia="Arial"/>
+                <w:sz w:val="21"/>
+                <w:szCs w:val="21"/>
+                <w:color w:val="1F2937"/>
+              </w:rPr>
             </w:r>
           </w:p>
         </w:tc>
         <w:tc>
           <w:tcPr>
-            <w:tcW w:w="3400" w:type="dxa"/>
+            <w:tcW w:w="2700" w:type="dxa"/>
+            <w:vAlign w:val="center"/>
           </w:tcPr>
-          <w:p/>
-        </w:tc>
-        <w:tc>
-          <w:tcPr>
-            <w:tcW w:w="3400" w:type="dxa"/>
-          </w:tcPr>
-          <w:p>
+          <w:p ns2:paraId="621E575C" ns2:textId="42B999F8">
+            <w:pPr>
+              <w:pStyle w:val="Normal"/>
+              <w:spacing w:before="0" w:after="0" w:line="276" w:lineRule="auto"/>
+              <w:jc w:val="left"/>
+            </w:pPr>
             <w:r>
-              <w:t>[Team lead / ML &amp; optimisation]</w:t>
-            </w:r>
-          </w:p>
-          <w:p>
-            <w:r>
-              <w:t>[Backend &amp; settlement engineering]</w:t>
-            </w:r>
-          </w:p>
-        </w:tc>
-      </w:tr>
-      <w:tr>
-        <w:tc>
-          <w:tcPr>
-            <w:tcW w:w="3400" w:type="dxa"/>
-          </w:tcPr>
-          <w:p>
-            <w:r>
-              <w:t>2</w:t>
+              <w:t>Nguyen Hoang Hieu</w:t>
+              <w:rPr>
+                <w:rFonts w:ascii="Arial" w:hAnsi="Arial" w:cs="Arial" w:eastAsia="Arial"/>
+                <w:sz w:val="21"/>
+                <w:szCs w:val="21"/>
+                <w:color w:val="1F2937"/>
+              </w:rPr>
             </w:r>
           </w:p>
         </w:tc>
         <w:tc>
           <w:tcPr>
-            <w:tcW w:w="3400" w:type="dxa"/>
+            <w:tcW w:w="5900" w:type="dxa"/>
+            <w:vAlign w:val="center"/>
           </w:tcPr>
-          <w:p>
+          <w:p ns2:paraId="326D3A53" ns2:textId="77777777">
+            <w:pPr>
+              <w:pStyle w:val="Normal"/>
+              <w:spacing w:before="0" w:after="0" w:line="276" w:lineRule="auto"/>
+              <w:jc w:val="left"/>
+            </w:pPr>
             <w:r>
-              <w:t>[Member 2 — full name]</w:t>
+              <w:t xml:space="preserve">[Team lead / ML &amp; </w:t>
+              <w:rPr>
+                <w:rFonts w:ascii="Arial" w:hAnsi="Arial" w:cs="Arial" w:eastAsia="Arial"/>
+                <w:sz w:val="21"/>
+                <w:szCs w:val="21"/>
+                <w:color w:val="1F2937"/>
+              </w:rPr>
+            </w:r>
+            <w:proofErr w:type="spellStart"/>
+            <w:r>
+              <w:t>optimisation</w:t>
+              <w:rPr>
+                <w:rFonts w:ascii="Arial" w:hAnsi="Arial" w:cs="Arial" w:eastAsia="Arial"/>
+                <w:sz w:val="21"/>
+                <w:szCs w:val="21"/>
+                <w:color w:val="1F2937"/>
+              </w:rPr>
+            </w:r>
+            <w:proofErr w:type="spellEnd"/>
+            <w:r>
+              <w:t>]</w:t>
+              <w:rPr>
+                <w:rFonts w:ascii="Arial" w:hAnsi="Arial" w:cs="Arial" w:eastAsia="Arial"/>
+                <w:sz w:val="21"/>
+                <w:szCs w:val="21"/>
+                <w:color w:val="1F2937"/>
+              </w:rPr>
+            </w:r>
+          </w:p>
+          <w:p ns2:paraId="410A48AD" ns2:textId="236351BA">
+            <w:pPr>
+              <w:pStyle w:val="Normal"/>
+              <w:spacing w:before="0" w:after="0" w:line="276" w:lineRule="auto"/>
+              <w:jc w:val="left"/>
+            </w:pPr>
+            <w:r>
+              <w:t>[Backend &amp; settlement engineering]</w:t>
+              <w:rPr>
+                <w:rFonts w:ascii="Arial" w:hAnsi="Arial" w:cs="Arial" w:eastAsia="Arial"/>
+                <w:sz w:val="21"/>
+                <w:szCs w:val="21"/>
+                <w:color w:val="1F2937"/>
+              </w:rPr>
+            </w:r>
+          </w:p>
+        </w:tc>
+      </w:tr>
+      <w:tr ns2:paraId="3DA12107" ns2:textId="77777777">
+        <w:trPr/>
+        <w:tc>
+          <w:tcPr>
+            <w:tcW w:w="760" w:type="dxa"/>
+            <w:vAlign w:val="center"/>
+          </w:tcPr>
+          <w:p ns2:paraId="1A0F6549" ns2:textId="77777777">
+            <w:pPr>
+              <w:pStyle w:val="Normal"/>
+              <w:spacing w:before="0" w:after="0" w:line="276" w:lineRule="auto"/>
+              <w:jc w:val="center"/>
+            </w:pPr>
+            <w:r>
+              <w:t>2</w:t>
+              <w:rPr>
+                <w:rFonts w:ascii="Arial" w:hAnsi="Arial" w:cs="Arial" w:eastAsia="Arial"/>
+                <w:sz w:val="21"/>
+                <w:szCs w:val="21"/>
+                <w:color w:val="1F2937"/>
+              </w:rPr>
             </w:r>
           </w:p>
         </w:tc>
         <w:tc>
           <w:tcPr>
-            <w:tcW w:w="3400" w:type="dxa"/>
+            <w:tcW w:w="2700" w:type="dxa"/>
+            <w:vAlign w:val="center"/>
           </w:tcPr>
-          <w:p>
+          <w:p ns2:paraId="5BAD5718" ns2:textId="146B644C">
+            <w:pPr>
+              <w:pStyle w:val="Normal"/>
+              <w:spacing w:before="0" w:after="0" w:line="276" w:lineRule="auto"/>
+              <w:jc w:val="left"/>
+            </w:pPr>
+            <w:r>
+              <w:t>Nguyen Quoc Dangs</w:t>
+              <w:rPr>
+                <w:rFonts w:ascii="Arial" w:hAnsi="Arial" w:cs="Arial" w:eastAsia="Arial"/>
+                <w:sz w:val="21"/>
+                <w:szCs w:val="21"/>
+                <w:color w:val="1F2937"/>
+              </w:rPr>
+            </w:r>
+          </w:p>
+        </w:tc>
+        <w:tc>
+          <w:tcPr>
+            <w:tcW w:w="5900" w:type="dxa"/>
+            <w:vAlign w:val="center"/>
+          </w:tcPr>
+          <w:p ns2:paraId="5DD0D8F8" ns2:textId="77777777">
+            <w:pPr>
+              <w:pStyle w:val="Normal"/>
+              <w:spacing w:before="0" w:after="0" w:line="276" w:lineRule="auto"/>
+              <w:jc w:val="left"/>
+            </w:pPr>
             <w:r>
               <w:t>[Power systems &amp; digital twin]</w:t>
+              <w:rPr>
+                <w:rFonts w:ascii="Arial" w:hAnsi="Arial" w:cs="Arial" w:eastAsia="Arial"/>
+                <w:sz w:val="21"/>
+                <w:szCs w:val="21"/>
+                <w:color w:val="1F2937"/>
+              </w:rPr>
             </w:r>
           </w:p>
-          <w:p>
+          <w:p ns2:paraId="23F308B1" ns2:textId="30208EE4">
+            <w:pPr>
+              <w:pStyle w:val="Normal"/>
+              <w:spacing w:before="0" w:after="0" w:line="276" w:lineRule="auto"/>
+              <w:jc w:val="left"/>
+            </w:pPr>
             <w:r>
               <w:t>[Product, UX &amp; policy research]</w:t>
+              <w:rPr>
+                <w:rFonts w:ascii="Arial" w:hAnsi="Arial" w:cs="Arial" w:eastAsia="Arial"/>
+                <w:sz w:val="21"/>
+                <w:szCs w:val="21"/>
+                <w:color w:val="1F2937"/>
+              </w:rPr>
             </w:r>
           </w:p>
         </w:tc>
       </w:tr>
     </w:tbl>
-    <w:p>
+    <w:p ns2:paraId="29B4B555" ns2:textId="77777777">
       <w:pPr>
-        <w:spacing w:before="240" w:after="80"/>
+        <w:pStyle w:val="Heading1"/>
+        <w:keepNext/>
+        <w:spacing w:before="340" w:after="150" w:line="286" w:lineRule="auto"/>
+        <w:jc w:val="left"/>
       </w:pPr>
       <w:r>
         <w:rPr>
+          <w:rFonts w:ascii="Arial" w:hAnsi="Arial" w:cs="Arial" w:eastAsia="Arial"/>
+          <w:sz w:val="28"/>
+          <w:szCs w:val="28"/>
+          <w:color w:val="0B2545"/>
           <w:b/>
-          <w:color w:val="0F2A4A"/>
+          <w:bCs/>
+        </w:rPr>
+        <w:t>1. PROJECT OVERVIEW</w:t>
+      </w:r>
+    </w:p>
+    <w:p ns2:paraId="149D3D32" ns2:textId="77777777">
+      <w:pPr>
+        <w:pStyle w:val="Normal"/>
+        <w:spacing w:before="0" w:after="160" w:line="300" w:lineRule="auto"/>
+        <w:jc w:val="left"/>
+      </w:pPr>
+      <w:r>
+        <w:rPr>
+          <w:rFonts w:ascii="Arial" w:hAnsi="Arial" w:cs="Arial" w:eastAsia="Arial"/>
           <w:sz w:val="22"/>
-        </w:rPr>
-        <w:t>1. PROJECT OVERVIEW</w:t>
+          <w:szCs w:val="22"/>
+          <w:color w:val="1F2937"/>
+          <w:b/>
+          <w:bCs/>
+        </w:rPr>
+        <w:t>1.1 Project Title</w:t>
+      </w:r>
+      <w:r>
+        <w:rPr>
+          <w:rFonts w:ascii="Arial" w:hAnsi="Arial" w:cs="Arial" w:eastAsia="Arial"/>
+          <w:sz w:val="22"/>
+          <w:szCs w:val="22"/>
+          <w:color w:val="1F2937"/>
+        </w:rPr>
+        <w:t xml:space="preserve"> — FirmGrid — Sun-to-Wheels &amp; Sun-to-Servers: the intelligence layer that turns Vietnam's wasted rooftop solar into firm clean power</w:t>
       </w:r>
     </w:p>
-    <w:p>
+    <w:p ns2:paraId="6F416D4B" ns2:textId="77777777">
       <w:pPr>
-        <w:spacing w:after="120"/>
+        <w:pStyle w:val="Normal"/>
+        <w:spacing w:before="0" w:after="160" w:line="300" w:lineRule="auto"/>
+        <w:jc w:val="left"/>
       </w:pPr>
       <w:r>
-        <w:t>1.1 Project Title — FirmGrid — Sun-to-Wheels &amp; Sun-to-Servers: the intelligence layer that turns Vietnam's wasted rooftop solar into firm clean power</w:t>
+        <w:rPr>
+          <w:rFonts w:ascii="Arial" w:hAnsi="Arial" w:cs="Arial" w:eastAsia="Arial"/>
+          <w:sz w:val="22"/>
+          <w:szCs w:val="22"/>
+          <w:color w:val="1F2937"/>
+          <w:b/>
+          <w:bCs/>
+        </w:rPr>
+        <w:t>1.2 Key challenge area</w:t>
+      </w:r>
+      <w:r>
+        <w:rPr>
+          <w:rFonts w:ascii="Arial" w:hAnsi="Arial" w:cs="Arial" w:eastAsia="Arial"/>
+          <w:sz w:val="22"/>
+          <w:szCs w:val="22"/>
+          <w:color w:val="1F2937"/>
+        </w:rPr>
+        <w:t xml:space="preserve"> — ☒ Renewable Energy and Low-Carbon Mobility   ☐ Urban Air Quality and Climate Resilience   ☐ Water Resources and Climate-Resilient Agriculture</w:t>
       </w:r>
     </w:p>
-    <w:p>
+    <w:p ns2:paraId="3C0AD70C" ns2:textId="77777777">
       <w:pPr>
-        <w:spacing w:after="120"/>
+        <w:pStyle w:val="Normal"/>
+        <w:spacing w:before="0" w:after="160" w:line="300" w:lineRule="auto"/>
+        <w:jc w:val="left"/>
       </w:pPr>
       <w:r>
-        <w:t>1.2 Key challenge area — ☒ Renewable Energy and Low-Carbon Mobility   ☐ Urban Air Quality and Climate Resilience   ☐ Water Resources and Climate-Resilient Agriculture</w:t>
+        <w:rPr>
+          <w:rFonts w:ascii="Arial" w:hAnsi="Arial" w:cs="Arial" w:eastAsia="Arial"/>
+          <w:sz w:val="22"/>
+          <w:szCs w:val="22"/>
+          <w:color w:val="1F2937"/>
+          <w:b/>
+          <w:bCs/>
+        </w:rPr>
+        <w:t>1.3 Solution category</w:t>
+      </w:r>
+      <w:r>
+        <w:rPr>
+          <w:rFonts w:ascii="Arial" w:hAnsi="Arial" w:cs="Arial" w:eastAsia="Arial"/>
+          <w:sz w:val="22"/>
+          <w:szCs w:val="22"/>
+          <w:color w:val="1F2937"/>
+        </w:rPr>
+        <w:t xml:space="preserve"> — ☒ Software/Platform   ☐ Mobile App/Web App   ☐ Hardware/IoT   ☐ Integrated Solution</w:t>
       </w:r>
     </w:p>
-    <w:p>
+    <w:p ns2:paraId="06E8CA7E" ns2:textId="77777777">
       <w:pPr>
-        <w:spacing w:after="120"/>
+        <w:pStyle w:val="Normal"/>
+        <w:spacing w:before="0" w:after="160" w:line="300" w:lineRule="auto"/>
+        <w:jc w:val="left"/>
       </w:pPr>
       <w:r>
-        <w:t>1.3 Solution category — ☒ Software/Platform   ☐ Mobile App/Web App   ☐ Hardware/IoT   ☐ Integrated Solution</w:t>
+        <w:rPr>
+          <w:rFonts w:ascii="Arial" w:hAnsi="Arial" w:cs="Arial" w:eastAsia="Arial"/>
+          <w:sz w:val="22"/>
+          <w:szCs w:val="22"/>
+          <w:color w:val="1F2937"/>
+          <w:b/>
+          <w:bCs/>
+        </w:rPr>
+        <w:t>1.4 Project Summary</w:t>
+      </w:r>
+      <w:r>
+        <w:rPr>
+          <w:rFonts w:ascii="Arial" w:hAnsi="Arial" w:cs="Arial" w:eastAsia="Arial"/>
+          <w:sz w:val="22"/>
+          <w:szCs w:val="22"/>
+          <w:color w:val="1F2937"/>
+        </w:rPr>
+        <w:t xml:space="preserve"> — Vietnam curtails rooftop solar at noon and burns coal after sunset, just as two demand waves arrive: electric two-wheelers pushed by Hanoi's Low-Emission Zone (from 1 July 2026) and data centres mandated to be ≥50% green by 2030. FirmGrid is an AI-orchestrated flexibility platform that makes the existing single-buyer grid intelligent instead of fighting it: GridMind forecasts, per neighbourhood transformer and 15-minute window, how much rooftop export is physically safe; a fair, explainable auction allocates that headroom among households; FlexMatch steers battery-swap and depot charging into the solar window (Tier 1 — Sun-to-Wheels). The same engine then aggregates orchestrated feeders and storage into firm, hour-matched 24/7 clean blocks sold to data centres via DPPA (Tier 2 — Sun-to-Servers). Beneficiaries: prosumer households, EV riders and swap operators, EVN distribution utilities, and Vietnam's digital economy.</w:t>
       </w:r>
     </w:p>
-    <w:p>
+    <w:p ns2:paraId="2BAD032A" ns2:textId="77777777">
       <w:pPr>
-        <w:spacing w:after="120"/>
+        <w:pStyle w:val="Heading1"/>
+        <w:keepNext/>
+        <w:spacing w:before="340" w:after="150" w:line="286" w:lineRule="auto"/>
+        <w:jc w:val="left"/>
       </w:pPr>
       <w:r>
-        <w:t>1.4 Project Summary — Vietnam curtails rooftop solar at noon and burns coal after sunset, just as two demand waves arrive: electric two-wheelers pushed by Hanoi's Low-Emission Zone (from 1 July 2026) and data centres mandated to be ≥50% green by 2030. FirmGrid is an AI-orchestrated flexibility platform that makes the existing single-buyer grid intelligent instead of fighting it: GridMind forecasts, per neighbourhood transformer and 15-minute window, how much rooftop export is physically safe; a fair, explainable auction allocates that headroom among households; FlexMatch steers battery-swap and depot charging into the solar window (Tier 1 — Sun-to-Wheels). The same engine then aggregates orchestrated feeders and storage into firm, hour-matched 24/7 clean blocks sold to data centres via DPPA (Tier 2 — Sun-to-Servers). Beneficiaries: prosumer households, EV riders and swap operators, EVN distribution utilities, and Vietnam's digital economy.</w:t>
+        <w:rPr>
+          <w:rFonts w:ascii="Arial" w:hAnsi="Arial" w:cs="Arial" w:eastAsia="Arial"/>
+          <w:sz w:val="28"/>
+          <w:szCs w:val="28"/>
+          <w:color w:val="0B2545"/>
+          <w:b/>
+          <w:bCs/>
+        </w:rPr>
+        <w:t>2. CONTEXT AND PROBLEM STATEMENT</w:t>
       </w:r>
     </w:p>
-    <w:p>
+    <w:p ns2:paraId="275F2F5C" ns2:textId="77777777">
       <w:pPr>
-        <w:spacing w:before="240" w:after="80"/>
+        <w:pStyle w:val="Normal"/>
+        <w:spacing w:before="0" w:after="160" w:line="300" w:lineRule="auto"/>
+        <w:jc w:val="left"/>
       </w:pPr>
       <w:r>
-        <w:rPr>
+        <w:t xml:space="preserve">Vietnam built one of Asia's fastest solar booms (~18.8 GW by end-2024; PDP8 targets 46–73 GW by 2030), but generation peaks 10:00–14:00 while demand peaks 18:00–22:00, when coal — still over half of generation — carries the load. The binding constraint is local: 250–630 kVA </w:t>
+        <w:rPr>
+          <w:rFonts w:ascii="Arial" w:hAnsi="Arial" w:cs="Arial" w:eastAsia="Arial"/>
+          <w:sz w:val="22"/>
+          <w:szCs w:val="22"/>
+          <w:color w:val="1F2937"/>
+        </w:rPr>
+      </w:r>
+      <w:proofErr w:type="spellStart"/>
+      <w:r>
+        <w:t>neighbourhood</w:t>
+        <w:rPr>
+          <w:rFonts w:ascii="Arial" w:hAnsi="Arial" w:cs="Arial" w:eastAsia="Arial"/>
+          <w:sz w:val="22"/>
+          <w:szCs w:val="22"/>
+          <w:color w:val="1F2937"/>
+        </w:rPr>
+      </w:r>
+      <w:proofErr w:type="spellEnd"/>
+      <w:r>
+        <w:t xml:space="preserve"> transformers were sized for one-way flow, so on sunny late mornings EVN curtails rooftop output feeder-wide to protect equipment — blunt cuts, because operators cannot see which household could keep exporting safely. Reporting through April 2026 confirms these curtailments remain routine.</w:t>
+        <w:rPr>
+          <w:rFonts w:ascii="Arial" w:hAnsi="Arial" w:cs="Arial" w:eastAsia="Arial"/>
+          <w:sz w:val="22"/>
+          <w:szCs w:val="22"/>
+          <w:color w:val="1F2937"/>
+        </w:rPr>
+      </w:r>
+    </w:p>
+    <w:p ns2:paraId="09A8B2BE" ns2:textId="77777777">
+      <w:pPr>
+        <w:pStyle w:val="Normal"/>
+        <w:spacing w:before="0" w:after="160" w:line="300" w:lineRule="auto"/>
+        <w:jc w:val="left"/>
+      </w:pPr>
+      <w:r>
+        <w:t>2026 adds a collision. Hanoi's LEZ starts on 1 July 2026 and the city plans to replace ~450,000 petrol motorbikes; VinFast alone operates ~4,500 battery-swap stations (target 45,000), with Selex and Honda scaling alongside — yet nothing coordinates when this flexible load charges, so by default it charges in the coal-heavy evening (~100 GWh/yr of new demand in Hanoi alone). Data-</w:t>
+        <w:rPr>
+          <w:rFonts w:ascii="Arial" w:hAnsi="Arial" w:cs="Arial" w:eastAsia="Arial"/>
+          <w:sz w:val="22"/>
+          <w:szCs w:val="22"/>
+          <w:color w:val="1F2937"/>
+        </w:rPr>
+      </w:r>
+      <w:proofErr w:type="spellStart"/>
+      <w:r>
+        <w:t>centre</w:t>
+        <w:rPr>
+          <w:rFonts w:ascii="Arial" w:hAnsi="Arial" w:cs="Arial" w:eastAsia="Arial"/>
+          <w:sz w:val="22"/>
+          <w:szCs w:val="22"/>
+          <w:color w:val="1F2937"/>
+        </w:rPr>
+      </w:r>
+      <w:proofErr w:type="spellEnd"/>
+      <w:r>
+        <w:t xml:space="preserve"> demand nearly doubles from ~735 MW (2025) to 1,330–1,543 MW by 2030 under the data-</w:t>
+        <w:rPr>
+          <w:rFonts w:ascii="Arial" w:hAnsi="Arial" w:cs="Arial" w:eastAsia="Arial"/>
+          <w:sz w:val="22"/>
+          <w:szCs w:val="22"/>
+          <w:color w:val="1F2937"/>
+        </w:rPr>
+      </w:r>
+      <w:proofErr w:type="spellStart"/>
+      <w:r>
+        <w:t>localisation</w:t>
+        <w:rPr>
+          <w:rFonts w:ascii="Arial" w:hAnsi="Arial" w:cs="Arial" w:eastAsia="Arial"/>
+          <w:sz w:val="22"/>
+          <w:szCs w:val="22"/>
+          <w:color w:val="1F2937"/>
+        </w:rPr>
+      </w:r>
+      <w:proofErr w:type="spellEnd"/>
+      <w:r>
+        <w:t xml:space="preserve"> law, with ≥50% mandated green. And on 26 June 2026 the rooftop surplus-sale ceiling was raised from 20% to 50% — more exportable energy pressing on the same constrained transformers, with no fair way to allocate it. Two visible failures — morning waste, evening dirt — share one root cause: no intelligence layer connects distributed solar, local grid state, and flexible demand.</w:t>
+        <w:rPr>
+          <w:rFonts w:ascii="Arial" w:hAnsi="Arial" w:cs="Arial" w:eastAsia="Arial"/>
+          <w:sz w:val="22"/>
+          <w:szCs w:val="22"/>
+          <w:color w:val="1F2937"/>
+        </w:rPr>
+      </w:r>
+    </w:p>
+    <w:p ns2:paraId="27DDE018" ns2:textId="77777777">
+      <w:pPr>
+        <w:pStyle w:val="Heading1"/>
+        <w:keepNext/>
+        <w:spacing w:before="340" w:after="150" w:line="286" w:lineRule="auto"/>
+        <w:jc w:val="left"/>
+      </w:pPr>
+      <w:r>
+        <w:rPr>
+          <w:rFonts w:ascii="Arial" w:hAnsi="Arial" w:cs="Arial" w:eastAsia="Arial"/>
+          <w:sz w:val="28"/>
+          <w:szCs w:val="28"/>
+          <w:color w:val="0B2545"/>
           <w:b/>
-          <w:color w:val="0F2A4A"/>
-          <w:sz w:val="22"/>
-        </w:rPr>
-        <w:t>2. CONTEXT AND PROBLEM STATEMENT</w:t>
+          <w:bCs/>
+        </w:rPr>
+        <w:t>3. EXISTING SOLUTIONS AND GAP ANALYSIS</w:t>
       </w:r>
     </w:p>
-    <w:p>
-      <w:pPr>
-        <w:spacing w:after="120"/>
-      </w:pPr>
-      <w:r>
-        <w:t>Vietnam built one of Asia's fastest solar booms (~18.8 GW by end-2024; PDP8 targets 46–73 GW by 2030), but generation peaks 10:00–14:00 while demand peaks 18:00–22:00, when coal — still over half of generation — carries the load. The binding constraint is local: 250–630 kVA neighbourhood transformers were sized for one-way flow, so on sunny late mornings EVN curtails rooftop output feeder-wide to protect equipment — blunt cuts, because operators cannot see which household could keep exporting safely. Reporting through April 2026 confirms these curtailments remain routine.</w:t>
-      </w:r>
-    </w:p>
-    <w:p>
-      <w:pPr>
-        <w:spacing w:after="120"/>
-      </w:pPr>
-      <w:r>
-        <w:t>2026 adds a collision. Hanoi's LEZ starts on 1 July 2026 and the city plans to replace ~450,000 petrol motorbikes; VinFast alone operates ~4,500 battery-swap stations (target 45,000), with Selex and Honda scaling alongside — yet nothing coordinates when this flexible load charges, so by default it charges in the coal-heavy evening (~100 GWh/yr of new demand in Hanoi alone). Data-centre demand nearly doubles from ~735 MW (2025) to 1,330–1,543 MW by 2030 under the data-localisation law, with ≥50% mandated green. And on 26 June 2026 the rooftop surplus-sale ceiling was raised from 20% to 50% — more exportable energy pressing on the same constrained transformers, with no fair way to allocate it. Two visible failures — morning waste, evening dirt — share one root cause: no intelligence layer connects distributed solar, local grid state, and flexible demand.</w:t>
-      </w:r>
-    </w:p>
-    <w:p>
-      <w:pPr>
-        <w:spacing w:before="240" w:after="80"/>
-      </w:pPr>
-      <w:r>
-        <w:rPr>
-          <w:b/>
-          <w:color w:val="0F2A4A"/>
-          <w:sz w:val="22"/>
-        </w:rPr>
-        <w:t>3. EXISTING SOLUTIONS AND GAP ANALYSIS</w:t>
-      </w:r>
-    </w:p>
-    <w:p>
+    <w:p ns2:paraId="05EAAD9F" ns2:textId="77777777">
       <w:pPr>
         <w:pStyle w:val="ListBullet"/>
-        <w:spacing w:after="60"/>
+        <w:spacing w:before="0" w:after="120" w:line="290" w:lineRule="auto"/>
+        <w:ind w:left="620" w:hanging="300"/>
+        <w:jc w:val="left"/>
       </w:pPr>
       <w:r>
         <w:t>EVN status quo (Decree 58/2025 buyback + manual curtailment): trusted, universal — but reactive, feeder-wide, with no per-household granularity and no demand steering.</w:t>
+        <w:rPr>
+          <w:rFonts w:ascii="Arial" w:hAnsi="Arial" w:cs="Arial" w:eastAsia="Arial"/>
+          <w:sz w:val="22"/>
+          <w:szCs w:val="22"/>
+          <w:color w:val="1F2937"/>
+        </w:rPr>
       </w:r>
     </w:p>
-    <w:p>
+    <w:p ns2:paraId="17136962" ns2:textId="77777777">
       <w:pPr>
         <w:pStyle w:val="ListBullet"/>
-        <w:spacing w:after="60"/>
+        <w:spacing w:before="0" w:after="120" w:line="290" w:lineRule="auto"/>
+        <w:ind w:left="620" w:hanging="300"/>
+        <w:jc w:val="left"/>
       </w:pPr>
       <w:r>
         <w:lastRenderedPageBreak/>
-        <w:t>Home batteries / residential VPPs (sonnen, Tesla): proven aggregation — but tens of millions of VND per home and no Vietnamese VPP regulatory category.</w:t>
+        <w:t>Home batteries / residential VPPs (</w:t>
+        <w:rPr>
+          <w:rFonts w:ascii="Arial" w:hAnsi="Arial" w:cs="Arial" w:eastAsia="Arial"/>
+          <w:sz w:val="22"/>
+          <w:szCs w:val="22"/>
+          <w:color w:val="1F2937"/>
+        </w:rPr>
+      </w:r>
+      <w:proofErr w:type="spellStart"/>
+      <w:r>
+        <w:t>sonnen</w:t>
+        <w:rPr>
+          <w:rFonts w:ascii="Arial" w:hAnsi="Arial" w:cs="Arial" w:eastAsia="Arial"/>
+          <w:sz w:val="22"/>
+          <w:szCs w:val="22"/>
+          <w:color w:val="1F2937"/>
+        </w:rPr>
+      </w:r>
+      <w:proofErr w:type="spellEnd"/>
+      <w:r>
+        <w:t>, Tesla): proven aggregation — but tens of millions of VND per home and no Vietnamese VPP regulatory category.</w:t>
+        <w:rPr>
+          <w:rFonts w:ascii="Arial" w:hAnsi="Arial" w:cs="Arial" w:eastAsia="Arial"/>
+          <w:sz w:val="22"/>
+          <w:szCs w:val="22"/>
+          <w:color w:val="1F2937"/>
+        </w:rPr>
       </w:r>
     </w:p>
-    <w:p>
+    <w:p ns2:paraId="5EBE860D" ns2:textId="77777777">
       <w:pPr>
         <w:pStyle w:val="ListBullet"/>
-        <w:spacing w:after="60"/>
+        <w:spacing w:before="0" w:after="120" w:line="290" w:lineRule="auto"/>
+        <w:ind w:left="620" w:hanging="300"/>
+        <w:jc w:val="left"/>
       </w:pPr>
       <w:r>
-        <w:t>Blockchain P2P trading (Powerledger — incl. the EVN CPC pilot; LO3): proved consumer appetite and transparent records — but it is a ledger: it records trades after the fact, has no predictive congestion model, and token settlement conflicts with Vietnamese payment law.</w:t>
+        <w:t>Blockchain P2P trading (</w:t>
+        <w:rPr>
+          <w:rFonts w:ascii="Arial" w:hAnsi="Arial" w:cs="Arial" w:eastAsia="Arial"/>
+          <w:sz w:val="22"/>
+          <w:szCs w:val="22"/>
+          <w:color w:val="1F2937"/>
+        </w:rPr>
+      </w:r>
+      <w:proofErr w:type="spellStart"/>
+      <w:r>
+        <w:t>Powerledger</w:t>
+        <w:rPr>
+          <w:rFonts w:ascii="Arial" w:hAnsi="Arial" w:cs="Arial" w:eastAsia="Arial"/>
+          <w:sz w:val="22"/>
+          <w:szCs w:val="22"/>
+          <w:color w:val="1F2937"/>
+        </w:rPr>
+      </w:r>
+      <w:proofErr w:type="spellEnd"/>
+      <w:r>
+        <w:t xml:space="preserve"> — incl. the EVN CPC pilot; LO3): proved consumer appetite and transparent records — but it is a ledger: it records trades after the fact, has no predictive congestion model, and token settlement conflicts with Vietnamese payment law.</w:t>
+        <w:rPr>
+          <w:rFonts w:ascii="Arial" w:hAnsi="Arial" w:cs="Arial" w:eastAsia="Arial"/>
+          <w:sz w:val="22"/>
+          <w:szCs w:val="22"/>
+          <w:color w:val="1F2937"/>
+        </w:rPr>
       </w:r>
     </w:p>
-    <w:p>
+    <w:p ns2:paraId="4E299C6E" ns2:textId="77777777">
       <w:pPr>
         <w:pStyle w:val="ListBullet"/>
-        <w:spacing w:after="60"/>
+        <w:spacing w:before="0" w:after="120" w:line="290" w:lineRule="auto"/>
+        <w:ind w:left="620" w:hanging="300"/>
+        <w:jc w:val="left"/>
       </w:pPr>
-      <w:r>
-        <w:t>SOLshare (Bangladesh): world-first P2P swarm grids and our benchmark for inclusive UX — but architected for off-grid DC nanogrids, not grid-tied urban feeders under a single buyer.</w:t>
+      <w:proofErr w:type="spellStart"/>
+      <w:r>
+        <w:t>SOLshare</w:t>
+        <w:rPr>
+          <w:rFonts w:ascii="Arial" w:hAnsi="Arial" w:cs="Arial" w:eastAsia="Arial"/>
+          <w:sz w:val="22"/>
+          <w:szCs w:val="22"/>
+          <w:color w:val="1F2937"/>
+        </w:rPr>
+      </w:r>
+      <w:proofErr w:type="spellEnd"/>
+      <w:r>
+        <w:t xml:space="preserve"> (Bangladesh): world-first P2P swarm grids and our benchmark for inclusive UX — but architected for off-grid DC </w:t>
+        <w:rPr>
+          <w:rFonts w:ascii="Arial" w:hAnsi="Arial" w:cs="Arial" w:eastAsia="Arial"/>
+          <w:sz w:val="22"/>
+          <w:szCs w:val="22"/>
+          <w:color w:val="1F2937"/>
+        </w:rPr>
+      </w:r>
+      <w:proofErr w:type="spellStart"/>
+      <w:r>
+        <w:t>nanogrids</w:t>
+        <w:rPr>
+          <w:rFonts w:ascii="Arial" w:hAnsi="Arial" w:cs="Arial" w:eastAsia="Arial"/>
+          <w:sz w:val="22"/>
+          <w:szCs w:val="22"/>
+          <w:color w:val="1F2937"/>
+        </w:rPr>
+      </w:r>
+      <w:proofErr w:type="spellEnd"/>
+      <w:r>
+        <w:t>, not grid-tied urban feeders under a single buyer.</w:t>
+        <w:rPr>
+          <w:rFonts w:ascii="Arial" w:hAnsi="Arial" w:cs="Arial" w:eastAsia="Arial"/>
+          <w:sz w:val="22"/>
+          <w:szCs w:val="22"/>
+          <w:color w:val="1F2937"/>
+        </w:rPr>
       </w:r>
     </w:p>
-    <w:p>
+    <w:p ns2:paraId="2D62FD88" ns2:textId="77777777">
       <w:pPr>
         <w:pStyle w:val="ListBullet"/>
-        <w:spacing w:after="60"/>
+        <w:spacing w:before="0" w:after="120" w:line="290" w:lineRule="auto"/>
+        <w:ind w:left="620" w:hanging="300"/>
+        <w:jc w:val="left"/>
       </w:pPr>
       <w:r>
-        <w:t>DSO flexibility markets (Piclo Flex, GOPACS): the right congestion physics — but built for liberalised markets and professional aggregators, with no household UX.</w:t>
+        <w:t>DSO flexibility markets (</w:t>
+        <w:rPr>
+          <w:rFonts w:ascii="Arial" w:hAnsi="Arial" w:cs="Arial" w:eastAsia="Arial"/>
+          <w:sz w:val="22"/>
+          <w:szCs w:val="22"/>
+          <w:color w:val="1F2937"/>
+        </w:rPr>
+      </w:r>
+      <w:proofErr w:type="spellStart"/>
+      <w:r>
+        <w:t>Piclo</w:t>
+        <w:rPr>
+          <w:rFonts w:ascii="Arial" w:hAnsi="Arial" w:cs="Arial" w:eastAsia="Arial"/>
+          <w:sz w:val="22"/>
+          <w:szCs w:val="22"/>
+          <w:color w:val="1F2937"/>
+        </w:rPr>
+      </w:r>
+      <w:proofErr w:type="spellEnd"/>
+      <w:r>
+        <w:t xml:space="preserve"> Flex, GOPACS): the right congestion physics — but built for </w:t>
+        <w:rPr>
+          <w:rFonts w:ascii="Arial" w:hAnsi="Arial" w:cs="Arial" w:eastAsia="Arial"/>
+          <w:sz w:val="22"/>
+          <w:szCs w:val="22"/>
+          <w:color w:val="1F2937"/>
+        </w:rPr>
+      </w:r>
+      <w:proofErr w:type="spellStart"/>
+      <w:r>
+        <w:t>liberalised</w:t>
+        <w:rPr>
+          <w:rFonts w:ascii="Arial" w:hAnsi="Arial" w:cs="Arial" w:eastAsia="Arial"/>
+          <w:sz w:val="22"/>
+          <w:szCs w:val="22"/>
+          <w:color w:val="1F2937"/>
+        </w:rPr>
+      </w:r>
+      <w:proofErr w:type="spellEnd"/>
+      <w:r>
+        <w:t xml:space="preserve"> markets and professional aggregators, with no household UX.</w:t>
+        <w:rPr>
+          <w:rFonts w:ascii="Arial" w:hAnsi="Arial" w:cs="Arial" w:eastAsia="Arial"/>
+          <w:sz w:val="22"/>
+          <w:szCs w:val="22"/>
+          <w:color w:val="1F2937"/>
+        </w:rPr>
       </w:r>
     </w:p>
-    <w:p>
+    <w:p ns2:paraId="49A50E84" ns2:textId="77777777">
       <w:pPr>
         <w:pStyle w:val="ListBullet"/>
-        <w:spacing w:after="60"/>
+        <w:spacing w:before="0" w:after="120" w:line="290" w:lineRule="auto"/>
+        <w:ind w:left="620" w:hanging="300"/>
+        <w:jc w:val="left"/>
       </w:pPr>
       <w:r>
         <w:t>Uncoordinated smart charging (static time-of-use): no link to local surplus or transformer state.</w:t>
+        <w:rPr>
+          <w:rFonts w:ascii="Arial" w:hAnsi="Arial" w:cs="Arial" w:eastAsia="Arial"/>
+          <w:sz w:val="22"/>
+          <w:szCs w:val="22"/>
+          <w:color w:val="1F2937"/>
+        </w:rPr>
       </w:r>
     </w:p>
-    <w:p>
+    <w:p ns2:paraId="5C2ABC10" ns2:textId="77777777">
       <w:pPr>
-        <w:spacing w:after="120"/>
+        <w:pStyle w:val="Normal"/>
+        <w:spacing w:before="0" w:after="160" w:line="300" w:lineRule="auto"/>
+        <w:jc w:val="left"/>
       </w:pPr>
       <w:r>
-        <w:t>The unresolved gap: no existing solution simultaneously (a) predicts distribution-level congestion before it happens, (b) allocates scarce export headroom fairly among ordinary households, (c) recruits mobility batteries as absorptive demand at solar noon, and (d) deploys inside Vietnam's single-buyer regulation without waiting for a new law. FirmGrid closes all four at once.</w:t>
+        <w:t xml:space="preserve">The unresolved gap: no existing solution simultaneously (a) predicts distribution-level congestion before it happens, (b) allocates scarce export headroom fairly among ordinary households, (c) recruits mobility batteries as absorptive demand at solar noon, and (d) deploys inside Vietnam's single-buyer regulation without waiting for a new law. </w:t>
+        <w:rPr>
+          <w:rFonts w:ascii="Arial" w:hAnsi="Arial" w:cs="Arial" w:eastAsia="Arial"/>
+          <w:sz w:val="22"/>
+          <w:szCs w:val="22"/>
+          <w:color w:val="1F2937"/>
+        </w:rPr>
+      </w:r>
+      <w:proofErr w:type="spellStart"/>
+      <w:r>
+        <w:t>FirmGrid</w:t>
+        <w:rPr>
+          <w:rFonts w:ascii="Arial" w:hAnsi="Arial" w:cs="Arial" w:eastAsia="Arial"/>
+          <w:sz w:val="22"/>
+          <w:szCs w:val="22"/>
+          <w:color w:val="1F2937"/>
+        </w:rPr>
+      </w:r>
+      <w:proofErr w:type="spellEnd"/>
+      <w:r>
+        <w:t xml:space="preserve"> closes all four at once.</w:t>
+        <w:rPr>
+          <w:rFonts w:ascii="Arial" w:hAnsi="Arial" w:cs="Arial" w:eastAsia="Arial"/>
+          <w:sz w:val="22"/>
+          <w:szCs w:val="22"/>
+          <w:color w:val="1F2937"/>
+        </w:rPr>
       </w:r>
     </w:p>
-    <w:p>
+    <w:p ns2:paraId="6E7D910B" ns2:textId="77777777">
       <w:pPr>
-        <w:spacing w:before="240" w:after="80"/>
+        <w:pStyle w:val="Heading1"/>
+        <w:keepNext/>
+        <w:spacing w:before="340" w:after="150" w:line="286" w:lineRule="auto"/>
+        <w:jc w:val="left"/>
       </w:pPr>
       <w:r>
         <w:rPr>
+          <w:rFonts w:ascii="Arial" w:hAnsi="Arial" w:cs="Arial" w:eastAsia="Arial"/>
+          <w:sz w:val="28"/>
+          <w:szCs w:val="28"/>
+          <w:color w:val="0B2545"/>
           <w:b/>
-          <w:color w:val="0F2A4A"/>
+          <w:bCs/>
+        </w:rPr>
+        <w:t>4. PROPOSED SOLUTION AND CORE FEATURES</w:t>
+      </w:r>
+    </w:p>
+    <w:p ns2:paraId="62324E07" ns2:textId="77777777">
+      <w:pPr>
+        <w:pStyle w:val="Normal"/>
+        <w:spacing w:before="0" w:after="160" w:line="300" w:lineRule="auto"/>
+        <w:jc w:val="left"/>
+      </w:pPr>
+      <w:proofErr w:type="spellStart"/>
+      <w:r>
+        <w:t>FirmGrid</w:t>
+        <w:rPr>
+          <w:rFonts w:ascii="Arial" w:hAnsi="Arial" w:cs="Arial" w:eastAsia="Arial"/>
           <w:sz w:val="22"/>
-        </w:rPr>
-        <w:t>4. PROPOSED SOLUTION AND CORE FEATURES</w:t>
+          <w:szCs w:val="22"/>
+          <w:color w:val="1F2937"/>
+        </w:rPr>
+      </w:r>
+      <w:proofErr w:type="spellEnd"/>
+      <w:r>
+        <w:t xml:space="preserve"> replaces blunt curtailment with a predicted, market-cleared, minimal allocation — and gives the surplus somewhere useful to go. Five features, all demonstrated live in the working prototype: a digital twin of a real-topology 400 kVA Hanoi feeder (30 PV homes, 25 non-PV homes, 3 C&amp;I rooftops, 2 swap stations, 1 e-taxi depot) driven by 12 months of REAL Hanoi weather (Open-</w:t>
+        <w:rPr>
+          <w:rFonts w:ascii="Arial" w:hAnsi="Arial" w:cs="Arial" w:eastAsia="Arial"/>
+          <w:sz w:val="22"/>
+          <w:szCs w:val="22"/>
+          <w:color w:val="1F2937"/>
+        </w:rPr>
+      </w:r>
+      <w:proofErr w:type="spellStart"/>
+      <w:r>
+        <w:t>Meteo</w:t>
+        <w:rPr>
+          <w:rFonts w:ascii="Arial" w:hAnsi="Arial" w:cs="Arial" w:eastAsia="Arial"/>
+          <w:sz w:val="22"/>
+          <w:szCs w:val="22"/>
+          <w:color w:val="1F2937"/>
+        </w:rPr>
+      </w:r>
+      <w:proofErr w:type="spellEnd"/>
+      <w:r>
+        <w:t xml:space="preserve"> archive, Jul 2025 – Jun 2026) at 15-minute resolution, with an animated </w:t>
+        <w:rPr>
+          <w:rFonts w:ascii="Arial" w:hAnsi="Arial" w:cs="Arial" w:eastAsia="Arial"/>
+          <w:sz w:val="22"/>
+          <w:szCs w:val="22"/>
+          <w:color w:val="1F2937"/>
+        </w:rPr>
+      </w:r>
+      <w:proofErr w:type="spellStart"/>
+      <w:r>
+        <w:t>neighbourhood</w:t>
+        <w:rPr>
+          <w:rFonts w:ascii="Arial" w:hAnsi="Arial" w:cs="Arial" w:eastAsia="Arial"/>
+          <w:sz w:val="22"/>
+          <w:szCs w:val="22"/>
+          <w:color w:val="1F2937"/>
+        </w:rPr>
+      </w:r>
+      <w:proofErr w:type="spellEnd"/>
+      <w:r>
+        <w:t xml:space="preserve"> map showing every participant's market status live:</w:t>
+        <w:rPr>
+          <w:rFonts w:ascii="Arial" w:hAnsi="Arial" w:cs="Arial" w:eastAsia="Arial"/>
+          <w:sz w:val="22"/>
+          <w:szCs w:val="22"/>
+          <w:color w:val="1F2937"/>
+        </w:rPr>
       </w:r>
     </w:p>
-    <w:p>
-      <w:pPr>
-        <w:spacing w:after="120"/>
-      </w:pPr>
-      <w:r>
-        <w:t>FirmGrid replaces blunt curtailment with a predicted, market-cleared, minimal allocation — and gives the surplus somewhere useful to go. Five features, all demonstrated live in the working prototype: a digital twin of a real-topology 400 kVA Hanoi feeder (30 PV homes, 25 non-PV homes, 3 C&amp;I rooftops, 2 swap stations, 1 e-taxi depot) driven by 12 months of REAL Hanoi weather (Open-Meteo archive, Jul 2025 – Jun 2026) at 15-minute resolution, with an animated neighbourhood map showing every participant's market status live:</w:t>
-      </w:r>
-    </w:p>
-    <w:p>
+    <w:p ns2:paraId="3EE84620" ns2:textId="77777777">
       <w:pPr>
         <w:pStyle w:val="ListBullet"/>
-        <w:spacing w:after="60"/>
+        <w:spacing w:before="0" w:after="120" w:line="290" w:lineRule="auto"/>
+        <w:ind w:left="620" w:hanging="300"/>
+        <w:jc w:val="left"/>
       </w:pPr>
       <w:r>
-        <w:t>F1 — GridMind Forecast: transformer breach probability and household surplus nowcast (gradient boosting; F1 = 0.86 on held-out days, feeder surplus MAE ≈ 2.0 kW on real weather — metrics shown on screen, honestly).</w:t>
+        <w:t xml:space="preserve">F1 — </w:t>
+        <w:rPr>
+          <w:rFonts w:ascii="Arial" w:hAnsi="Arial" w:cs="Arial" w:eastAsia="Arial"/>
+          <w:sz w:val="22"/>
+          <w:szCs w:val="22"/>
+          <w:color w:val="1F2937"/>
+        </w:rPr>
+      </w:r>
+      <w:proofErr w:type="spellStart"/>
+      <w:r>
+        <w:t>GridMind</w:t>
+        <w:rPr>
+          <w:rFonts w:ascii="Arial" w:hAnsi="Arial" w:cs="Arial" w:eastAsia="Arial"/>
+          <w:sz w:val="22"/>
+          <w:szCs w:val="22"/>
+          <w:color w:val="1F2937"/>
+        </w:rPr>
+      </w:r>
+      <w:proofErr w:type="spellEnd"/>
+      <w:r>
+        <w:t xml:space="preserve"> Forecast: transformer breach probability and household surplus nowcast (gradient boosting; F1 = 0.86 on held-out days, feeder surplus MAE ≈ 2.0 kW on real weather — metrics shown on screen, honestly).</w:t>
+        <w:rPr>
+          <w:rFonts w:ascii="Arial" w:hAnsi="Arial" w:cs="Arial" w:eastAsia="Arial"/>
+          <w:sz w:val="22"/>
+          <w:szCs w:val="22"/>
+          <w:color w:val="1F2937"/>
+        </w:rPr>
       </w:r>
     </w:p>
-    <w:p>
+    <w:p ns2:paraId="6FD6FC75" ns2:textId="77777777">
       <w:pPr>
         <w:pStyle w:val="ListBullet"/>
-        <w:spacing w:after="60"/>
+        <w:spacing w:before="0" w:after="120" w:line="290" w:lineRule="auto"/>
+        <w:ind w:left="620" w:hanging="300"/>
+        <w:jc w:val="left"/>
       </w:pPr>
       <w:r>
-        <w:t>F2 — HeadRoom Auction: a MILP clears every 15-minute window; accepted export never exceeds 90% of forecast headroom; rejection credits guarantee bounded maximum wait (measured max on the demo day: 1 window); every outcome explained in one sentence.</w:t>
+        <w:t xml:space="preserve">F2 — </w:t>
+        <w:rPr>
+          <w:rFonts w:ascii="Arial" w:hAnsi="Arial" w:cs="Arial" w:eastAsia="Arial"/>
+          <w:sz w:val="22"/>
+          <w:szCs w:val="22"/>
+          <w:color w:val="1F2937"/>
+        </w:rPr>
+      </w:r>
+      <w:proofErr w:type="spellStart"/>
+      <w:r>
+        <w:t>HeadRoom</w:t>
+        <w:rPr>
+          <w:rFonts w:ascii="Arial" w:hAnsi="Arial" w:cs="Arial" w:eastAsia="Arial"/>
+          <w:sz w:val="22"/>
+          <w:szCs w:val="22"/>
+          <w:color w:val="1F2937"/>
+        </w:rPr>
+      </w:r>
+      <w:proofErr w:type="spellEnd"/>
+      <w:r>
+        <w:t xml:space="preserve"> Auction: a MILP clears every 15-minute window; accepted export never exceeds 90% of forecast headroom; rejection credits guarantee bounded maximum wait (measured max on the demo day: 1 window); every outcome explained in one sentence.</w:t>
+        <w:rPr>
+          <w:rFonts w:ascii="Arial" w:hAnsi="Arial" w:cs="Arial" w:eastAsia="Arial"/>
+          <w:sz w:val="22"/>
+          <w:szCs w:val="22"/>
+          <w:color w:val="1F2937"/>
+        </w:rPr>
       </w:r>
     </w:p>
-    <w:p>
+    <w:p ns2:paraId="25A0159B" ns2:textId="77777777">
       <w:pPr>
         <w:pStyle w:val="ListBullet"/>
-        <w:spacing w:after="60"/>
+        <w:spacing w:before="0" w:after="120" w:line="290" w:lineRule="auto"/>
+        <w:ind w:left="620" w:hanging="300"/>
+        <w:jc w:val="left"/>
       </w:pPr>
       <w:r>
-        <w:t>F3 — Sun-to-Wheels FlexMatch: swap stations and depots are paid to pull charging into the 10:00–14:00 window — on the demo day (a real May 2026 sunny day) this shifts ~300 kWh into the sun and recovers 97% of otherwise-curtailed energy (703 → 20 kWh wasted; 17 → 0 limit breaches).</w:t>
+        <w:t xml:space="preserve">F3 — Sun-to-Wheels </w:t>
+        <w:rPr>
+          <w:rFonts w:ascii="Arial" w:hAnsi="Arial" w:cs="Arial" w:eastAsia="Arial"/>
+          <w:sz w:val="22"/>
+          <w:szCs w:val="22"/>
+          <w:color w:val="1F2937"/>
+        </w:rPr>
+      </w:r>
+      <w:proofErr w:type="spellStart"/>
+      <w:r>
+        <w:t>FlexMatch</w:t>
+        <w:rPr>
+          <w:rFonts w:ascii="Arial" w:hAnsi="Arial" w:cs="Arial" w:eastAsia="Arial"/>
+          <w:sz w:val="22"/>
+          <w:szCs w:val="22"/>
+          <w:color w:val="1F2937"/>
+        </w:rPr>
+      </w:r>
+      <w:proofErr w:type="spellEnd"/>
+      <w:r>
+        <w:t>: swap stations and depots are paid to pull charging into the 10:00–14:00 window — on the demo day (a real May 2026 sunny day) this shifts ~300 kWh into the sun and recovers 97% of otherwise-curtailed energy (703 → 20 kWh wasted; 17 → 0 limit breaches).</w:t>
+        <w:rPr>
+          <w:rFonts w:ascii="Arial" w:hAnsi="Arial" w:cs="Arial" w:eastAsia="Arial"/>
+          <w:sz w:val="22"/>
+          <w:szCs w:val="22"/>
+          <w:color w:val="1F2937"/>
+        </w:rPr>
       </w:r>
     </w:p>
-    <w:p>
+    <w:p ns2:paraId="0969B3F4" ns2:textId="77777777">
       <w:pPr>
         <w:pStyle w:val="ListBullet"/>
-        <w:spacing w:after="60"/>
+        <w:spacing w:before="0" w:after="120" w:line="290" w:lineRule="auto"/>
+        <w:ind w:left="620" w:hanging="300"/>
+        <w:jc w:val="left"/>
       </w:pPr>
       <w:r>
-        <w:t>F4 — One-Switch Prosumer App (roadmap: Zalo Mini App): default Auto-Sell, VND-first (“Hôm nay bạn kiếm được 12.400đ”), full bid→meter→payment transparency.</w:t>
+        <w:t xml:space="preserve">F4 — One-Switch Prosumer App (roadmap: </w:t>
+        <w:rPr>
+          <w:rFonts w:ascii="Arial" w:hAnsi="Arial" w:cs="Arial" w:eastAsia="Arial"/>
+          <w:sz w:val="22"/>
+          <w:szCs w:val="22"/>
+          <w:color w:val="1F2937"/>
+        </w:rPr>
+      </w:r>
+      <w:proofErr w:type="spellStart"/>
+      <w:r>
+        <w:t>Zalo</w:t>
+        <w:rPr>
+          <w:rFonts w:ascii="Arial" w:hAnsi="Arial" w:cs="Arial" w:eastAsia="Arial"/>
+          <w:sz w:val="22"/>
+          <w:szCs w:val="22"/>
+          <w:color w:val="1F2937"/>
+        </w:rPr>
+      </w:r>
+      <w:proofErr w:type="spellEnd"/>
+      <w:r>
+        <w:t xml:space="preserve"> Mini App): default Auto-Sell, VND-first (“</w:t>
+        <w:rPr>
+          <w:rFonts w:ascii="Arial" w:hAnsi="Arial" w:cs="Arial" w:eastAsia="Arial"/>
+          <w:sz w:val="22"/>
+          <w:szCs w:val="22"/>
+          <w:color w:val="1F2937"/>
+        </w:rPr>
+      </w:r>
+      <w:proofErr w:type="spellStart"/>
+      <w:r>
+        <w:t>Hôm</w:t>
+        <w:rPr>
+          <w:rFonts w:ascii="Arial" w:hAnsi="Arial" w:cs="Arial" w:eastAsia="Arial"/>
+          <w:sz w:val="22"/>
+          <w:szCs w:val="22"/>
+          <w:color w:val="1F2937"/>
+        </w:rPr>
+      </w:r>
+      <w:proofErr w:type="spellEnd"/>
+      <w:r>
+        <w:t xml:space="preserve"> nay </w:t>
+        <w:rPr>
+          <w:rFonts w:ascii="Arial" w:hAnsi="Arial" w:cs="Arial" w:eastAsia="Arial"/>
+          <w:sz w:val="22"/>
+          <w:szCs w:val="22"/>
+          <w:color w:val="1F2937"/>
+        </w:rPr>
+      </w:r>
+      <w:proofErr w:type="spellStart"/>
+      <w:r>
+        <w:t>bạn</w:t>
+        <w:rPr>
+          <w:rFonts w:ascii="Arial" w:hAnsi="Arial" w:cs="Arial" w:eastAsia="Arial"/>
+          <w:sz w:val="22"/>
+          <w:szCs w:val="22"/>
+          <w:color w:val="1F2937"/>
+        </w:rPr>
+      </w:r>
+      <w:proofErr w:type="spellEnd"/>
+      <w:r>
+        <w:t xml:space="preserve"> </w:t>
+        <w:rPr>
+          <w:rFonts w:ascii="Arial" w:hAnsi="Arial" w:cs="Arial" w:eastAsia="Arial"/>
+          <w:sz w:val="22"/>
+          <w:szCs w:val="22"/>
+          <w:color w:val="1F2937"/>
+        </w:rPr>
+      </w:r>
+      <w:proofErr w:type="spellStart"/>
+      <w:r>
+        <w:t>kiếm</w:t>
+        <w:rPr>
+          <w:rFonts w:ascii="Arial" w:hAnsi="Arial" w:cs="Arial" w:eastAsia="Arial"/>
+          <w:sz w:val="22"/>
+          <w:szCs w:val="22"/>
+          <w:color w:val="1F2937"/>
+        </w:rPr>
+      </w:r>
+      <w:proofErr w:type="spellEnd"/>
+      <w:r>
+        <w:t xml:space="preserve"> </w:t>
+        <w:rPr>
+          <w:rFonts w:ascii="Arial" w:hAnsi="Arial" w:cs="Arial" w:eastAsia="Arial"/>
+          <w:sz w:val="22"/>
+          <w:szCs w:val="22"/>
+          <w:color w:val="1F2937"/>
+        </w:rPr>
+      </w:r>
+      <w:proofErr w:type="spellStart"/>
+      <w:r>
+        <w:t>được</w:t>
+        <w:rPr>
+          <w:rFonts w:ascii="Arial" w:hAnsi="Arial" w:cs="Arial" w:eastAsia="Arial"/>
+          <w:sz w:val="22"/>
+          <w:szCs w:val="22"/>
+          <w:color w:val="1F2937"/>
+        </w:rPr>
+      </w:r>
+      <w:proofErr w:type="spellEnd"/>
+      <w:r>
+        <w:t xml:space="preserve"> 12.400đ”), full </w:t>
+        <w:rPr>
+          <w:rFonts w:ascii="Arial" w:hAnsi="Arial" w:cs="Arial" w:eastAsia="Arial"/>
+          <w:sz w:val="22"/>
+          <w:szCs w:val="22"/>
+          <w:color w:val="1F2937"/>
+        </w:rPr>
+      </w:r>
+      <w:proofErr w:type="spellStart"/>
+      <w:r>
+        <w:t>bid→meter→payment</w:t>
+        <w:rPr>
+          <w:rFonts w:ascii="Arial" w:hAnsi="Arial" w:cs="Arial" w:eastAsia="Arial"/>
+          <w:sz w:val="22"/>
+          <w:szCs w:val="22"/>
+          <w:color w:val="1F2937"/>
+        </w:rPr>
+      </w:r>
+      <w:proofErr w:type="spellEnd"/>
+      <w:r>
+        <w:t xml:space="preserve"> transparency.</w:t>
+        <w:rPr>
+          <w:rFonts w:ascii="Arial" w:hAnsi="Arial" w:cs="Arial" w:eastAsia="Arial"/>
+          <w:sz w:val="22"/>
+          <w:szCs w:val="22"/>
+          <w:color w:val="1F2937"/>
+        </w:rPr>
       </w:r>
     </w:p>
-    <w:p>
+    <w:p ns2:paraId="3729468C" ns2:textId="77777777">
       <w:pPr>
         <w:pStyle w:val="ListBullet"/>
-        <w:spacing w:after="60"/>
+        <w:spacing w:before="0" w:after="120" w:line="290" w:lineRule="auto"/>
+        <w:ind w:left="620" w:hanging="300"/>
+        <w:jc w:val="left"/>
       </w:pPr>
       <w:r>
-        <w:t>F5 — TrustLedger + Sentinel: SHA-256 hash-chained audit of every event; bids are hard-capped at physically possible surplus, so an inflated 15 kW bid is blocked before money moves. No cryptocurrency — audit infrastructure, not tokens.</w:t>
+        <w:t xml:space="preserve">F5 — </w:t>
+        <w:rPr>
+          <w:rFonts w:ascii="Arial" w:hAnsi="Arial" w:cs="Arial" w:eastAsia="Arial"/>
+          <w:sz w:val="22"/>
+          <w:szCs w:val="22"/>
+          <w:color w:val="1F2937"/>
+        </w:rPr>
+      </w:r>
+      <w:proofErr w:type="spellStart"/>
+      <w:r>
+        <w:t>TrustLedger</w:t>
+        <w:rPr>
+          <w:rFonts w:ascii="Arial" w:hAnsi="Arial" w:cs="Arial" w:eastAsia="Arial"/>
+          <w:sz w:val="22"/>
+          <w:szCs w:val="22"/>
+          <w:color w:val="1F2937"/>
+        </w:rPr>
+      </w:r>
+      <w:proofErr w:type="spellEnd"/>
+      <w:r>
+        <w:t xml:space="preserve"> + Sentinel: SHA-256 hash-chained audit of every event; bids are hard-capped at physically possible surplus, so an inflated 15 kW bid is blocked before money moves. No cryptocurrency — audit infrastructure, not tokens.</w:t>
+        <w:rPr>
+          <w:rFonts w:ascii="Arial" w:hAnsi="Arial" w:cs="Arial" w:eastAsia="Arial"/>
+          <w:sz w:val="22"/>
+          <w:szCs w:val="22"/>
+          <w:color w:val="1F2937"/>
+        </w:rPr>
       </w:r>
     </w:p>
-    <w:p>
+    <w:p ns2:paraId="45843776" ns2:textId="77777777">
       <w:pPr>
-        <w:spacing w:after="120"/>
+        <w:pStyle w:val="Normal"/>
+        <w:spacing w:before="0" w:after="160" w:line="300" w:lineRule="auto"/>
+        <w:jc w:val="left"/>
       </w:pPr>
       <w:r>
-        <w:t>Tier 2 — Firm Block Studio: the same engine aggregates ~800 orchestrated transformers + 160 MWh storage into a 24/7 hour-matched block for a 20 MW data centre: 54% hourly CFE at a blended ~$85/MWh versus a ~$92/MWh grid tariff — the negotiation numbers of Vietnam's first firm-solar DPPA, computed live.</w:t>
+        <w:rPr>
+          <w:rFonts w:ascii="Arial" w:hAnsi="Arial" w:cs="Arial" w:eastAsia="Arial"/>
+          <w:sz w:val="22"/>
+          <w:szCs w:val="22"/>
+          <w:color w:val="1F2937"/>
+          <w:b/>
+          <w:bCs/>
+        </w:rPr>
+        <w:t>Tier 2</w:t>
+      </w:r>
+      <w:r>
+        <w:rPr>
+          <w:rFonts w:ascii="Arial" w:hAnsi="Arial" w:cs="Arial" w:eastAsia="Arial"/>
+          <w:sz w:val="22"/>
+          <w:szCs w:val="22"/>
+          <w:color w:val="1F2937"/>
+        </w:rPr>
+        <w:t xml:space="preserve"> — Firm Block Studio: the same engine aggregates ~800 orchestrated transformers + 160 MWh storage into a 24/7 hour-matched block for a 20 MW data centre: 54% hourly CFE at a blended ~$85/MWh versus a ~$92/MWh grid tariff — the negotiation numbers of Vietnam's first firm-solar DPPA, computed live.</w:t>
       </w:r>
     </w:p>
-    <w:p>
+    <w:p ns2:paraId="7C507218" ns2:textId="77777777">
       <w:pPr>
-        <w:spacing w:before="240" w:after="80"/>
+        <w:pStyle w:val="Heading1"/>
+        <w:keepNext/>
+        <w:spacing w:before="340" w:after="150" w:line="286" w:lineRule="auto"/>
+        <w:jc w:val="left"/>
       </w:pPr>
       <w:r>
         <w:rPr>
+          <w:rFonts w:ascii="Arial" w:hAnsi="Arial" w:cs="Arial" w:eastAsia="Arial"/>
+          <w:sz w:val="28"/>
+          <w:szCs w:val="28"/>
+          <w:color w:val="0B2545"/>
           <w:b/>
-          <w:color w:val="0F2A4A"/>
-          <w:sz w:val="22"/>
+          <w:bCs/>
         </w:rPr>
         <w:t>5. INNOVATION &amp; COMPETITIVE ADVANTAGE</w:t>
       </w:r>
     </w:p>
-    <w:p>
+    <w:p ns2:paraId="353606D1" ns2:textId="77777777">
       <w:pPr>
         <w:pStyle w:val="ListBullet"/>
-        <w:spacing w:after="60"/>
+        <w:spacing w:before="0" w:after="120" w:line="290" w:lineRule="auto"/>
+        <w:ind w:left="620" w:hanging="300"/>
+        <w:jc w:val="left"/>
       </w:pPr>
       <w:r>
         <w:t>Predict-then-allocate curtailment: “headroom” becomes a forecast product, market-cleared 15–60 minutes ahead — to our knowledge no deployed system offers household-granular, fairness-constrained allocation in a single-buyer market.</w:t>
+        <w:rPr>
+          <w:rFonts w:ascii="Arial" w:hAnsi="Arial" w:cs="Arial" w:eastAsia="Arial"/>
+          <w:sz w:val="22"/>
+          <w:szCs w:val="22"/>
+          <w:color w:val="1F2937"/>
+        </w:rPr>
       </w:r>
     </w:p>
-    <w:p>
+    <w:p ns2:paraId="74B062C1" ns2:textId="77777777">
       <w:pPr>
         <w:pStyle w:val="ListBullet"/>
-        <w:spacing w:after="60"/>
+        <w:spacing w:before="0" w:after="120" w:line="290" w:lineRule="auto"/>
+        <w:ind w:left="620" w:hanging="300"/>
+        <w:jc w:val="left"/>
       </w:pPr>
       <w:r>
         <w:t>Energy–mobility coupling at the feeder: swap networks become schedulable sinks for rooftop surplus — two national problems become each other's solution, in the launch city where both go live this quarter.</w:t>
+        <w:rPr>
+          <w:rFonts w:ascii="Arial" w:hAnsi="Arial" w:cs="Arial" w:eastAsia="Arial"/>
+          <w:sz w:val="22"/>
+          <w:szCs w:val="22"/>
+          <w:color w:val="1F2937"/>
+        </w:rPr>
       </w:r>
     </w:p>
-    <w:p>
+    <w:p ns2:paraId="2DC9765B" ns2:textId="77777777">
       <w:pPr>
         <w:pStyle w:val="ListBullet"/>
-        <w:spacing w:after="60"/>
+        <w:spacing w:before="0" w:after="120" w:line="290" w:lineRule="auto"/>
+        <w:ind w:left="620" w:hanging="300"/>
+        <w:jc w:val="left"/>
       </w:pPr>
       <w:r>
         <w:t>Regulation-native design: households sell under Decree 58/2025 (cap 20%→50%, June 2026) with EVN as sole buyer; charging operators join as DPPA large consumers (Decree 57/2025); settlement is VND-only (Decree 52/2024). Ships without new law.</w:t>
+        <w:rPr>
+          <w:rFonts w:ascii="Arial" w:hAnsi="Arial" w:cs="Arial" w:eastAsia="Arial"/>
+          <w:sz w:val="22"/>
+          <w:szCs w:val="22"/>
+          <w:color w:val="1F2937"/>
+        </w:rPr>
       </w:r>
     </w:p>
-    <w:p>
+    <w:p ns2:paraId="24CE5EA5" ns2:textId="77777777">
       <w:pPr>
         <w:pStyle w:val="ListBullet"/>
-        <w:spacing w:after="60"/>
+        <w:spacing w:before="0" w:after="120" w:line="290" w:lineRule="auto"/>
+        <w:ind w:left="620" w:hanging="300"/>
+        <w:jc w:val="left"/>
       </w:pPr>
       <w:r>
         <w:lastRenderedPageBreak/>
-        <w:t>Two-tier compounding: Tier 1's data flywheel (every onboarded feeder improves the forecasts) becomes Tier 2's product — firm 24/7 blocks for data centres — bridging Vietnam to its 2030–2035 nuclear baseload either way: if nuclear lands, FirmGrid prepared the flexible grid it plugs into; if it slips, FirmGrid is why the digital economy stayed clean.</w:t>
+        <w:t xml:space="preserve">Two-tier compounding: Tier 1's data flywheel (every onboarded feeder improves the forecasts) becomes Tier 2's product — firm 24/7 blocks for data </w:t>
+        <w:rPr>
+          <w:rFonts w:ascii="Arial" w:hAnsi="Arial" w:cs="Arial" w:eastAsia="Arial"/>
+          <w:sz w:val="22"/>
+          <w:szCs w:val="22"/>
+          <w:color w:val="1F2937"/>
+        </w:rPr>
+      </w:r>
+      <w:proofErr w:type="spellStart"/>
+      <w:r>
+        <w:t>centres</w:t>
+        <w:rPr>
+          <w:rFonts w:ascii="Arial" w:hAnsi="Arial" w:cs="Arial" w:eastAsia="Arial"/>
+          <w:sz w:val="22"/>
+          <w:szCs w:val="22"/>
+          <w:color w:val="1F2937"/>
+        </w:rPr>
+      </w:r>
+      <w:proofErr w:type="spellEnd"/>
+      <w:r>
+        <w:t xml:space="preserve"> — bridging Vietnam to its 2030–2035 nuclear baseload either way: if nuclear lands, </w:t>
+        <w:rPr>
+          <w:rFonts w:ascii="Arial" w:hAnsi="Arial" w:cs="Arial" w:eastAsia="Arial"/>
+          <w:sz w:val="22"/>
+          <w:szCs w:val="22"/>
+          <w:color w:val="1F2937"/>
+        </w:rPr>
+      </w:r>
+      <w:proofErr w:type="spellStart"/>
+      <w:r>
+        <w:t>FirmGrid</w:t>
+        <w:rPr>
+          <w:rFonts w:ascii="Arial" w:hAnsi="Arial" w:cs="Arial" w:eastAsia="Arial"/>
+          <w:sz w:val="22"/>
+          <w:szCs w:val="22"/>
+          <w:color w:val="1F2937"/>
+        </w:rPr>
+      </w:r>
+      <w:proofErr w:type="spellEnd"/>
+      <w:r>
+        <w:t xml:space="preserve"> prepared the flexible grid it plugs into; if it slips, </w:t>
+        <w:rPr>
+          <w:rFonts w:ascii="Arial" w:hAnsi="Arial" w:cs="Arial" w:eastAsia="Arial"/>
+          <w:sz w:val="22"/>
+          <w:szCs w:val="22"/>
+          <w:color w:val="1F2937"/>
+        </w:rPr>
+      </w:r>
+      <w:proofErr w:type="spellStart"/>
+      <w:r>
+        <w:t>FirmGrid</w:t>
+        <w:rPr>
+          <w:rFonts w:ascii="Arial" w:hAnsi="Arial" w:cs="Arial" w:eastAsia="Arial"/>
+          <w:sz w:val="22"/>
+          <w:szCs w:val="22"/>
+          <w:color w:val="1F2937"/>
+        </w:rPr>
+      </w:r>
+      <w:proofErr w:type="spellEnd"/>
+      <w:r>
+        <w:t xml:space="preserve"> is why the digital economy stayed clean.</w:t>
+        <w:rPr>
+          <w:rFonts w:ascii="Arial" w:hAnsi="Arial" w:cs="Arial" w:eastAsia="Arial"/>
+          <w:sz w:val="22"/>
+          <w:szCs w:val="22"/>
+          <w:color w:val="1F2937"/>
+        </w:rPr>
       </w:r>
     </w:p>
-    <w:p>
+    <w:p ns2:paraId="1C11B4C3" ns2:textId="77777777">
       <w:pPr>
-        <w:spacing w:after="120"/>
+        <w:pStyle w:val="Normal"/>
+        <w:spacing w:before="0" w:after="160" w:line="300" w:lineRule="auto"/>
+        <w:jc w:val="left"/>
       </w:pPr>
       <w:r>
-        <w:t>Feasibility &amp; development plan — Built during the hackathon: digital twin, GridMind, auction, FlexMatch, TrustLedger/Sentinel and Firm Block Studio, in a fully offline prototype with judge-in-the-loop controls (storm-front slider, fraud injection). Post-hackathon: Q3 2026 shadow pilot on one EVNHANOI feeder; Q4 2026 hardware-in-the-loop with ~20 volunteer homes via inverter-cloud APIs; H1 2027 regulatory-sandbox pilot with real money (200 households, 10 stations, EVN as counterparty); H2 2027 city scale (1,000 constrained transformers) plus the first firm-block DPPA pilot with a data centre; 2028 second city; 2029+ ASEAN (Thailand, Indonesia, the Philippines sit 3–5 years behind on the same curve). Risk honesty: if sandbox regulation lags, predictive minimal curtailment is a pure operations tool EVN can adopt unilaterally; market layers activate as regulation permits.</w:t>
+        <w:rPr>
+          <w:rFonts w:ascii="Arial" w:hAnsi="Arial" w:cs="Arial" w:eastAsia="Arial"/>
+          <w:sz w:val="22"/>
+          <w:szCs w:val="22"/>
+          <w:color w:val="1F2937"/>
+          <w:b/>
+          <w:bCs/>
+        </w:rPr>
+        <w:t>Feasibility &amp; development plan</w:t>
+      </w:r>
+      <w:r>
+        <w:rPr>
+          <w:rFonts w:ascii="Arial" w:hAnsi="Arial" w:cs="Arial" w:eastAsia="Arial"/>
+          <w:sz w:val="22"/>
+          <w:szCs w:val="22"/>
+          <w:color w:val="1F2937"/>
+        </w:rPr>
+        <w:t xml:space="preserve"> — Built during the hackathon: digital twin, GridMind, auction, FlexMatch, TrustLedger/Sentinel and Firm Block Studio, in a fully offline prototype with judge-in-the-loop controls (storm-front slider, fraud injection). Post-hackathon: Q3 2026 shadow pilot on one EVNHANOI feeder; Q4 2026 hardware-in-the-loop with ~20 volunteer homes via inverter-cloud APIs; H1 2027 regulatory-sandbox pilot with real money (200 households, 10 stations, EVN as counterparty); H2 2027 city scale (1,000 constrained transformers) plus the first firm-block DPPA pilot with a data centre; 2028 second city; 2029+ ASEAN (Thailand, Indonesia, the Philippines sit 3–5 years behind on the same curve). Risk honesty: if sandbox regulation lags, predictive minimal curtailment is a pure operations tool EVN can adopt unilaterally; market layers activate as regulation permits.</w:t>
       </w:r>
     </w:p>
-    <w:p>
+    <w:p ns2:paraId="6E5067FE" ns2:textId="77777777">
       <w:pPr>
-        <w:spacing w:before="240" w:after="80"/>
+        <w:pStyle w:val="Heading1"/>
+        <w:keepNext/>
+        <w:spacing w:before="340" w:after="150" w:line="286" w:lineRule="auto"/>
+        <w:jc w:val="left"/>
       </w:pPr>
       <w:r>
         <w:rPr>
+          <w:rFonts w:ascii="Arial" w:hAnsi="Arial" w:cs="Arial" w:eastAsia="Arial"/>
+          <w:sz w:val="28"/>
+          <w:szCs w:val="28"/>
+          <w:color w:val="0B2545"/>
           <w:b/>
-          <w:color w:val="0F2A4A"/>
+          <w:bCs/>
+        </w:rPr>
+        <w:t>6. TARGET GROUPS &amp; POTENTIAL IMPACT</w:t>
+      </w:r>
+    </w:p>
+    <w:p ns2:paraId="1DB25C3C" ns2:textId="77777777">
+      <w:pPr>
+        <w:pStyle w:val="Normal"/>
+        <w:spacing w:before="0" w:after="160" w:line="300" w:lineRule="auto"/>
+        <w:jc w:val="left"/>
+      </w:pPr>
+      <w:r>
+        <w:rPr>
+          <w:rFonts w:ascii="Arial" w:hAnsi="Arial" w:cs="Arial" w:eastAsia="Arial"/>
           <w:sz w:val="22"/>
-        </w:rPr>
-        <w:t>6. TARGET GROUPS &amp; POTENTIAL IMPACT</w:t>
+          <w:szCs w:val="22"/>
+          <w:color w:val="1F2937"/>
+          <w:b/>
+          <w:bCs/>
+        </w:rPr>
+        <w:t>Users</w:t>
+      </w:r>
+      <w:r>
+        <w:rPr>
+          <w:rFonts w:ascii="Arial" w:hAnsi="Arial" w:cs="Arial" w:eastAsia="Arial"/>
+          <w:sz w:val="22"/>
+          <w:szCs w:val="22"/>
+          <w:color w:val="1F2937"/>
+        </w:rPr>
+        <w:t xml:space="preserve"> — prosumer households (&lt;100 kW rooftop, Decree 58/2025); swap-station and charging operators (VinFast / Selex / Honda ecosystems, e-taxi depots); EVN distribution companies (EVNHANOI first); EV riders (indirect); data centres and C&amp;I rooftops via DPPA in Tier 2.</w:t>
       </w:r>
     </w:p>
-    <w:p>
-      <w:pPr>
-        <w:spacing w:after="120"/>
-      </w:pPr>
-      <w:r>
-        <w:t>Users: prosumer households (&lt;100 kW rooftop, Decree 58/2025); swap-station and charging operators (VinFast / Selex / Honda ecosystems, e-taxi depots); EVN distribution companies (EVNHANOI first); EV riders (indirect); data centres and C&amp;I rooftops via DPPA in Tier 2.</w:t>
-      </w:r>
-    </w:p>
-    <w:p>
+    <w:p ns2:paraId="5E891EEB" ns2:textId="77777777">
       <w:pPr>
         <w:pStyle w:val="ListBullet"/>
-        <w:spacing w:after="60"/>
+        <w:spacing w:before="0" w:after="120" w:line="290" w:lineRule="auto"/>
+        <w:ind w:left="620" w:hanging="300"/>
+        <w:jc w:val="left"/>
       </w:pPr>
       <w:r>
-        <w:t>Environmental: one constrained 400 kVA transformer strands ~24 MWh/yr; FirmGrid recovers 60–80% → 15–19 MWh. A 1,000-transformer Hanoi rollout recovers 15–19 GWh/yr ≈ 10,000–13,000 t CO₂ (official 2024 grid factor 0.681 tCO₂/MWh); a 20,000-transformer national scenario ≈ 200,000–260,000 t CO₂/yr. Steering 20–30% of the LEZ's ~100 GWh/yr charging wave into the solar window avoids a further 16,000–27,000 t CO₂/yr — about 1 kg CO₂ per swap, printed on the rider's receipt.</w:t>
+        <w:t xml:space="preserve">Environmental: one constrained 400 kVA transformer strands ~24 MWh/yr; </w:t>
+        <w:rPr>
+          <w:rFonts w:ascii="Arial" w:hAnsi="Arial" w:cs="Arial" w:eastAsia="Arial"/>
+          <w:sz w:val="22"/>
+          <w:szCs w:val="22"/>
+          <w:color w:val="1F2937"/>
+        </w:rPr>
+      </w:r>
+      <w:proofErr w:type="spellStart"/>
+      <w:r>
+        <w:t>FirmGrid</w:t>
+        <w:rPr>
+          <w:rFonts w:ascii="Arial" w:hAnsi="Arial" w:cs="Arial" w:eastAsia="Arial"/>
+          <w:sz w:val="22"/>
+          <w:szCs w:val="22"/>
+          <w:color w:val="1F2937"/>
+        </w:rPr>
+      </w:r>
+      <w:proofErr w:type="spellEnd"/>
+      <w:r>
+        <w:t xml:space="preserve"> recovers 60–80% → 15–19 MWh. A 1,000-transformer Hanoi rollout recovers 15–19 GWh/yr ≈ 10,000–13,000 t CO₂ (official 2024 grid factor 0.681 </w:t>
+        <w:rPr>
+          <w:rFonts w:ascii="Arial" w:hAnsi="Arial" w:cs="Arial" w:eastAsia="Arial"/>
+          <w:sz w:val="22"/>
+          <w:szCs w:val="22"/>
+          <w:color w:val="1F2937"/>
+        </w:rPr>
+      </w:r>
+      <w:proofErr w:type="spellStart"/>
+      <w:r>
+        <w:t>tCO</w:t>
+        <w:rPr>
+          <w:rFonts w:ascii="Arial" w:hAnsi="Arial" w:cs="Arial" w:eastAsia="Arial"/>
+          <w:sz w:val="22"/>
+          <w:szCs w:val="22"/>
+          <w:color w:val="1F2937"/>
+        </w:rPr>
+      </w:r>
+      <w:proofErr w:type="spellEnd"/>
+      <w:r>
+        <w:t>₂/MWh); a 20,000-transformer national scenario ≈ 200,000–260,000 t CO₂/yr. Steering 20–30% of the LEZ's ~100 GWh/yr charging wave into the solar window avoids a further 16,000–27,000 t CO₂/yr — about 1 kg CO₂ per swap, printed on the rider's receipt.</w:t>
+        <w:rPr>
+          <w:rFonts w:ascii="Arial" w:hAnsi="Arial" w:cs="Arial" w:eastAsia="Arial"/>
+          <w:sz w:val="22"/>
+          <w:szCs w:val="22"/>
+          <w:color w:val="1F2937"/>
+        </w:rPr>
       </w:r>
     </w:p>
-    <w:p>
+    <w:p ns2:paraId="4D741542" ns2:textId="77777777">
       <w:pPr>
         <w:pStyle w:val="ListBullet"/>
-        <w:spacing w:after="60"/>
+        <w:spacing w:before="0" w:after="120" w:line="290" w:lineRule="auto"/>
+        <w:ind w:left="620" w:hanging="300"/>
+        <w:jc w:val="left"/>
       </w:pPr>
       <w:r>
-        <w:t>Economic: households earn 0.6–1.0 million VND/yr per 5 kWp from energy that is thrown away today; stations save ~27–44 million VND/yr each by charging in the solar window; EVN defers transformer reinforcement measured in hundreds of millions of VND per site.</w:t>
+        <w:t xml:space="preserve">Economic: households earn 0.6–1.0 million VND/yr per 5 </w:t>
+        <w:rPr>
+          <w:rFonts w:ascii="Arial" w:hAnsi="Arial" w:cs="Arial" w:eastAsia="Arial"/>
+          <w:sz w:val="22"/>
+          <w:szCs w:val="22"/>
+          <w:color w:val="1F2937"/>
+        </w:rPr>
+      </w:r>
+      <w:proofErr w:type="spellStart"/>
+      <w:r>
+        <w:t>kWp</w:t>
+        <w:rPr>
+          <w:rFonts w:ascii="Arial" w:hAnsi="Arial" w:cs="Arial" w:eastAsia="Arial"/>
+          <w:sz w:val="22"/>
+          <w:szCs w:val="22"/>
+          <w:color w:val="1F2937"/>
+        </w:rPr>
+      </w:r>
+      <w:proofErr w:type="spellEnd"/>
+      <w:r>
+        <w:t xml:space="preserve"> from energy that is thrown away today; stations save ~27–44 million VND/yr each by charging in the solar window; EVN defers transformer reinforcement measured in hundreds of millions of VND per site.</w:t>
+        <w:rPr>
+          <w:rFonts w:ascii="Arial" w:hAnsi="Arial" w:cs="Arial" w:eastAsia="Arial"/>
+          <w:sz w:val="22"/>
+          <w:szCs w:val="22"/>
+          <w:color w:val="1F2937"/>
+        </w:rPr>
       </w:r>
     </w:p>
-    <w:p>
+    <w:p ns2:paraId="7960506D" ns2:textId="77777777">
       <w:pPr>
         <w:pStyle w:val="ListBullet"/>
-        <w:spacing w:after="60"/>
+        <w:spacing w:before="0" w:after="120" w:line="290" w:lineRule="auto"/>
+        <w:ind w:left="620" w:hanging="300"/>
+        <w:jc w:val="left"/>
       </w:pPr>
       <w:r>
-        <w:t>Social: fairness bound guarantees small households their turn; every dong traceable from meter to payout; SDG 7, 9, 11, 13.</w:t>
+        <w:t xml:space="preserve">Social: fairness bound guarantees small households their turn; every </w:t>
+        <w:rPr>
+          <w:rFonts w:ascii="Arial" w:hAnsi="Arial" w:cs="Arial" w:eastAsia="Arial"/>
+          <w:sz w:val="22"/>
+          <w:szCs w:val="22"/>
+          <w:color w:val="1F2937"/>
+        </w:rPr>
+      </w:r>
+      <w:proofErr w:type="gramStart"/>
+      <w:r>
+        <w:t>dong</w:t>
+        <w:rPr>
+          <w:rFonts w:ascii="Arial" w:hAnsi="Arial" w:cs="Arial" w:eastAsia="Arial"/>
+          <w:sz w:val="22"/>
+          <w:szCs w:val="22"/>
+          <w:color w:val="1F2937"/>
+        </w:rPr>
+      </w:r>
+      <w:proofErr w:type="gramEnd"/>
+      <w:r>
+        <w:t xml:space="preserve"> traceable from meter to payout; SDG 7, 9, 11, 13.</w:t>
+        <w:rPr>
+          <w:rFonts w:ascii="Arial" w:hAnsi="Arial" w:cs="Arial" w:eastAsia="Arial"/>
+          <w:sz w:val="22"/>
+          <w:szCs w:val="22"/>
+          <w:color w:val="1F2937"/>
+        </w:rPr>
       </w:r>
     </w:p>
-    <w:p>
+    <w:p ns2:paraId="7EFA626D" ns2:textId="77777777">
       <w:pPr>
-        <w:spacing w:after="120"/>
+        <w:pStyle w:val="Normal"/>
+        <w:spacing w:before="0" w:after="160" w:line="300" w:lineRule="auto"/>
+        <w:jc w:val="left"/>
       </w:pPr>
       <w:r>
-        <w:t>Committed KPIs: curtailed-kWh avoided; % of swap energy in the solar window; median household payout; transformer peak-loading delta; fairness index; fraud precision/recall; settlement latency; Tier-2 hourly CFE score.</w:t>
+        <w:rPr>
+          <w:rFonts w:ascii="Arial" w:hAnsi="Arial" w:cs="Arial" w:eastAsia="Arial"/>
+          <w:sz w:val="22"/>
+          <w:szCs w:val="22"/>
+          <w:color w:val="1F2937"/>
+          <w:b/>
+          <w:bCs/>
+        </w:rPr>
+        <w:t>Committed KPIs</w:t>
+      </w:r>
+      <w:r>
+        <w:rPr>
+          <w:rFonts w:ascii="Arial" w:hAnsi="Arial" w:cs="Arial" w:eastAsia="Arial"/>
+          <w:sz w:val="22"/>
+          <w:szCs w:val="22"/>
+          <w:color w:val="1F2937"/>
+        </w:rPr>
+        <w:t xml:space="preserve"> — curtailed-kWh avoided; % of swap energy in the solar window; median household payout; transformer peak-loading delta; fairness index; fraud precision/recall; settlement latency; Tier-2 hourly CFE score.</w:t>
       </w:r>
     </w:p>
-    <w:p>
+    <w:p ns2:paraId="669EE0F6" ns2:textId="77777777">
       <w:pPr>
-        <w:spacing w:before="240" w:after="80"/>
+        <w:pStyle w:val="Heading1"/>
+        <w:keepNext/>
+        <w:spacing w:before="340" w:after="150" w:line="286" w:lineRule="auto"/>
+        <w:jc w:val="left"/>
       </w:pPr>
       <w:r>
         <w:rPr>
+          <w:rFonts w:ascii="Arial" w:hAnsi="Arial" w:cs="Arial" w:eastAsia="Arial"/>
+          <w:sz w:val="28"/>
+          <w:szCs w:val="28"/>
+          <w:color w:val="0B2545"/>
           <w:b/>
-          <w:color w:val="0F2A4A"/>
+          <w:bCs/>
+        </w:rPr>
+        <w:t>7. DESCRIPTION OF TECHNOLOGIES APPLIED</w:t>
+      </w:r>
+    </w:p>
+    <w:p ns2:paraId="782936D3" ns2:textId="77777777">
+      <w:pPr>
+        <w:pStyle w:val="Normal"/>
+        <w:spacing w:before="0" w:after="160" w:line="300" w:lineRule="auto"/>
+        <w:jc w:val="left"/>
+      </w:pPr>
+      <w:r>
+        <w:rPr>
+          <w:rFonts w:ascii="Arial" w:hAnsi="Arial" w:cs="Arial" w:eastAsia="Arial"/>
           <w:sz w:val="22"/>
-        </w:rPr>
-        <w:t>7. DESCRIPTION OF TECHNOLOGIES APPLIED</w:t>
+          <w:szCs w:val="22"/>
+          <w:color w:val="1F2937"/>
+          <w:b/>
+          <w:bCs/>
+        </w:rPr>
+        <w:t>A. Proposed technologies</w:t>
+      </w:r>
+      <w:r>
+        <w:rPr>
+          <w:rFonts w:ascii="Arial" w:hAnsi="Arial" w:cs="Arial" w:eastAsia="Arial"/>
+          <w:sz w:val="22"/>
+          <w:szCs w:val="22"/>
+          <w:color w:val="1F2937"/>
+        </w:rPr>
+        <w:t xml:space="preserve"> — Prototype (working today): Python, pandas/NumPy, scikit-learn gradient boosting, PuLP/CBC MILP auction, SHA-256 hash-chained ledger, Streamlit + Plotly dashboard; fully offline on one laptop. Scale-up roadmap: XGBoost/LSTM forecasting, OR-Tools, FastAPI, TimescaleDB, Redis Streams, MQTT, Zalo Mini App + React Native, Next.js + Mapbox operator console, optional permissioned Hyperledger Fabric, VNPay/MoMo sandbox payouts.</w:t>
       </w:r>
     </w:p>
-    <w:p>
+    <w:p ns2:paraId="60292759" ns2:textId="77777777">
       <w:pPr>
-        <w:spacing w:after="120"/>
+        <w:pStyle w:val="Normal"/>
+        <w:spacing w:before="0" w:after="160" w:line="300" w:lineRule="auto"/>
+        <w:jc w:val="left"/>
       </w:pPr>
       <w:r>
-        <w:t>A. Proposed technologies — Prototype (working today): Python, pandas/NumPy, scikit-learn gradient boosting, PuLP/CBC MILP auction, SHA-256 hash-chained ledger, Streamlit + Plotly dashboard; fully offline on one laptop. Scale-up roadmap: XGBoost/LSTM forecasting, OR-Tools, FastAPI, TimescaleDB, Redis Streams, MQTT, Zalo Mini App + React Native, Next.js + Mapbox operator console, optional permissioned Hyperledger Fabric, VNPay/MoMo sandbox payouts.</w:t>
+        <w:rPr>
+          <w:rFonts w:ascii="Arial" w:hAnsi="Arial" w:cs="Arial" w:eastAsia="Arial"/>
+          <w:sz w:val="22"/>
+          <w:szCs w:val="22"/>
+          <w:color w:val="1F2937"/>
+          <w:b/>
+          <w:bCs/>
+        </w:rPr>
+        <w:t>B. System architecture</w:t>
+      </w:r>
+      <w:r>
+        <w:rPr>
+          <w:rFonts w:ascii="Arial" w:hAnsi="Arial" w:cs="Arial" w:eastAsia="Arial"/>
+          <w:sz w:val="22"/>
+          <w:szCs w:val="22"/>
+          <w:color w:val="1F2937"/>
+        </w:rPr>
+        <w:t xml:space="preserve"> — a modular monolith in four planes (Data → Intelligence → Market → Experience) over event streams, splitting into services only under load. One 15-minute cycle: telemetry lands → GridMind publishes headroom h(t) and surplus ŝᵢ(t) → Auto-Sell agents and stations bid → MILP clears (Σ accepted ≤ 0.9·h(t), fairness bounds) → dispatch set-points → meter reconciliation → Sentinel anomaly screen → VND settlement → Merkle root sealed. Human operator override outranks every automated decision.</w:t>
       </w:r>
     </w:p>
-    <w:p>
+    <w:p ns2:paraId="25D77459" ns2:textId="77777777">
       <w:pPr>
-        <w:spacing w:after="120"/>
+        <w:pStyle w:val="Normal"/>
+        <w:spacing w:before="0" w:after="160" w:line="300" w:lineRule="auto"/>
+        <w:jc w:val="left"/>
       </w:pPr>
       <w:r>
-        <w:t>B. System architecture — a modular monolith in four planes (Data → Intelligence → Market → Experience) over event streams, splitting into services only under load. One 15-minute cycle: telemetry lands → GridMind publishes headroom h(t) and surplus ŝᵢ(t) → Auto-Sell agents and stations bid → MILP clears (Σ accepted ≤ 0.9·h(t), fairness bounds) → dispatch set-points → meter reconciliation → Sentinel anomaly screen → VND settlement → Merkle root sealed. Human operator override outranks every automated decision.</w:t>
+        <w:rPr>
+          <w:rFonts w:ascii="Arial" w:hAnsi="Arial" w:cs="Arial" w:eastAsia="Arial"/>
+          <w:sz w:val="22"/>
+          <w:szCs w:val="22"/>
+          <w:color w:val="1F2937"/>
+          <w:b/>
+          <w:bCs/>
+        </w:rPr>
+        <w:t>C. Data &amp; infrastructure</w:t>
+      </w:r>
+      <w:r>
+        <w:rPr>
+          <w:rFonts w:ascii="Arial" w:hAnsi="Arial" w:cs="Arial" w:eastAsia="Arial"/>
+          <w:sz w:val="22"/>
+          <w:szCs w:val="22"/>
+          <w:color w:val="1F2937"/>
+        </w:rPr>
+        <w:t xml:space="preserve"> — Prototype: irradiance, temperature and cloud cover are REAL Hanoi data (Open-Meteo historical archive, hourly, Jul 2025 – Jun 2026, cached locally so the demo runs offline); household loads follow Vietnamese load-research shapes with air-conditioning driven by the real temperature; every assumption adjustable by judges. Pilot: EVN smart meters where deployed, inverter-cloud APIs elsewhere; partner station logs under MoU; personal data minimised, processed in-country. Infrastructure: demo = one laptop; cloud mirror ≈ US$40/month; pilot ≈ US$300–500/month.</w:t>
       </w:r>
     </w:p>
-    <w:p>
+    <w:p ns2:paraId="55974D34" ns2:textId="77777777">
       <w:pPr>
-        <w:spacing w:after="120"/>
+        <w:pStyle w:val="Heading1"/>
+        <w:keepNext/>
+        <w:spacing w:before="340" w:after="150" w:line="286" w:lineRule="auto"/>
+        <w:jc w:val="left"/>
       </w:pPr>
       <w:r>
-        <w:t>C. Data &amp; infrastructure — Prototype: irradiance, temperature and cloud cover are REAL Hanoi data (Open-Meteo historical archive, hourly, Jul 2025 – Jun 2026, cached locally so the demo runs offline); household loads follow Vietnamese load-research shapes with air-conditioning driven by the real temperature; every assumption adjustable by judges. Pilot: EVN smart meters where deployed, inverter-cloud APIs elsewhere; partner station logs under MoU; personal data minimised, processed in-country. Infrastructure: demo = one laptop; cloud mirror ≈ US$40/month; pilot ≈ US$300–500/month.</w:t>
+        <w:rPr>
+          <w:rFonts w:ascii="Arial" w:hAnsi="Arial" w:cs="Arial" w:eastAsia="Arial"/>
+          <w:sz w:val="28"/>
+          <w:szCs w:val="28"/>
+          <w:color w:val="0B2545"/>
+          <w:b/>
+          <w:bCs/>
+        </w:rPr>
+        <w:t>8. REFERENCES</w:t>
       </w:r>
     </w:p>
-    <w:p>
-      <w:pPr>
-        <w:spacing w:before="240" w:after="80"/>
-      </w:pPr>
-      <w:r>
-        <w:rPr>
-          <w:b/>
-          <w:color w:val="0F2A4A"/>
-          <w:sz w:val="22"/>
-        </w:rPr>
-        <w:t>8. REFERENCES</w:t>
-      </w:r>
-    </w:p>
-    <w:p>
+    <w:p ns2:paraId="287999AF" ns2:textId="77777777">
       <w:pPr>
         <w:pStyle w:val="ListBullet"/>
-        <w:spacing w:after="60"/>
+        <w:spacing w:before="0" w:after="120" w:line="290" w:lineRule="auto"/>
+        <w:ind w:left="620" w:hanging="300"/>
+        <w:jc w:val="left"/>
       </w:pPr>
       <w:r>
         <w:lastRenderedPageBreak/>
-        <w:t>Decree 58/2025/NĐ-CP (renewable energy development; rooftop surplus sale), as amended by Decree 243/2026/NĐ-CP effective 26 June 2026 (surplus-sale cap 20% → 50%); EVN Decision 429/QĐ-EVN (2025). Amendment independently confirmed by: LNT Partners, “DPPA and Power Self-Production &amp; Consumption Amendments — What's Changed” (2026); Việt Nam News, “Government raises rooftop solar excess electricity sales cap to 50 per cent”; Argus Media, “Vietnam raises grid export cap of rooftop solar to 50pc”; Nation Thailand, “Vietnam raises rooftop solar grid sales ceiling to 50 per cent”; pv magazine, “Vietnam proposes increase to surplus power sale from rooftop solar” (Jan 2026, draft stage).</w:t>
+        <w:t xml:space="preserve">Decree 58/2025/NĐ-CP (renewable energy development; rooftop surplus sale), as amended by Decree 243/2026/NĐ-CP effective 26 June 2026 (surplus-sale cap 20% → 50%); EVN Decision 429/QĐ-EVN (2025). Amendment independently confirmed by: LNT Partners, “DPPA and Power Self-Production &amp; Consumption Amendments — What's Changed” (2026); Việt Nam News, “Government raises rooftop solar excess electricity sales cap to 50 per cent”; Argus Media, “Vietnam raises grid export cap of rooftop solar to 50pc”; Nation Thailand, “Vietnam raises rooftop solar grid sales ceiling to 50 per cent”; </w:t>
+        <w:rPr>
+          <w:rFonts w:ascii="Arial" w:hAnsi="Arial" w:cs="Arial" w:eastAsia="Arial"/>
+          <w:sz w:val="22"/>
+          <w:szCs w:val="22"/>
+          <w:color w:val="1F2937"/>
+        </w:rPr>
+      </w:r>
+      <w:proofErr w:type="spellStart"/>
+      <w:r>
+        <w:t>pv</w:t>
+        <w:rPr>
+          <w:rFonts w:ascii="Arial" w:hAnsi="Arial" w:cs="Arial" w:eastAsia="Arial"/>
+          <w:sz w:val="22"/>
+          <w:szCs w:val="22"/>
+          <w:color w:val="1F2937"/>
+        </w:rPr>
+      </w:r>
+      <w:proofErr w:type="spellEnd"/>
+      <w:r>
+        <w:t xml:space="preserve"> magazine, “Vietnam proposes increase to surplus power sale from rooftop solar” (Jan 2026, draft stage).</w:t>
+        <w:rPr>
+          <w:rFonts w:ascii="Arial" w:hAnsi="Arial" w:cs="Arial" w:eastAsia="Arial"/>
+          <w:sz w:val="22"/>
+          <w:szCs w:val="22"/>
+          <w:color w:val="1F2937"/>
+        </w:rPr>
       </w:r>
     </w:p>
-    <w:p>
+    <w:p ns2:paraId="5C09A796" ns2:textId="77777777">
       <w:pPr>
         <w:pStyle w:val="ListBullet"/>
-        <w:spacing w:after="60"/>
+        <w:spacing w:before="0" w:after="120" w:line="290" w:lineRule="auto"/>
+        <w:ind w:left="620" w:hanging="300"/>
+        <w:jc w:val="left"/>
       </w:pPr>
       <w:r>
         <w:t>Decree 57/2025/NĐ-CP on the DPPA mechanism (EV charging providers as large consumers); Decree 52/2024/NĐ-CP on non-cash payment.</w:t>
+        <w:rPr>
+          <w:rFonts w:ascii="Arial" w:hAnsi="Arial" w:cs="Arial" w:eastAsia="Arial"/>
+          <w:sz w:val="22"/>
+          <w:szCs w:val="22"/>
+          <w:color w:val="1F2937"/>
+        </w:rPr>
       </w:r>
     </w:p>
-    <w:p>
+    <w:p ns2:paraId="796F1D99" ns2:textId="77777777">
       <w:pPr>
         <w:pStyle w:val="ListBullet"/>
-        <w:spacing w:after="60"/>
+        <w:spacing w:before="0" w:after="120" w:line="290" w:lineRule="auto"/>
+        <w:ind w:left="620" w:hanging="300"/>
+        <w:jc w:val="left"/>
       </w:pPr>
       <w:r>
-        <w:t>Decision 768/QĐ-TTg (April 2025), revised PDP8: solar 46–73 GW and 10–16 GW battery storage by 2030.</w:t>
+        <w:t>Decision 768/QĐ-</w:t>
+        <w:rPr>
+          <w:rFonts w:ascii="Arial" w:hAnsi="Arial" w:cs="Arial" w:eastAsia="Arial"/>
+          <w:sz w:val="22"/>
+          <w:szCs w:val="22"/>
+          <w:color w:val="1F2937"/>
+        </w:rPr>
+      </w:r>
+      <w:proofErr w:type="spellStart"/>
+      <w:r>
+        <w:t>TTg</w:t>
+        <w:rPr>
+          <w:rFonts w:ascii="Arial" w:hAnsi="Arial" w:cs="Arial" w:eastAsia="Arial"/>
+          <w:sz w:val="22"/>
+          <w:szCs w:val="22"/>
+          <w:color w:val="1F2937"/>
+        </w:rPr>
+      </w:r>
+      <w:proofErr w:type="spellEnd"/>
+      <w:r>
+        <w:t xml:space="preserve"> (April 2025), revised PDP8: solar 46–73 GW and 10–16 GW battery storage by 2030.</w:t>
+        <w:rPr>
+          <w:rFonts w:ascii="Arial" w:hAnsi="Arial" w:cs="Arial" w:eastAsia="Arial"/>
+          <w:sz w:val="22"/>
+          <w:szCs w:val="22"/>
+          <w:color w:val="1F2937"/>
+        </w:rPr>
       </w:r>
     </w:p>
-    <w:p>
+    <w:p ns2:paraId="36CF7D4E" ns2:textId="77777777">
       <w:pPr>
         <w:pStyle w:val="ListBullet"/>
-        <w:spacing w:after="60"/>
+        <w:spacing w:before="0" w:after="120" w:line="290" w:lineRule="auto"/>
+        <w:ind w:left="620" w:hanging="300"/>
+        <w:jc w:val="left"/>
       </w:pPr>
-      <w:r>
-        <w:t>SolarQuarter, “Vietnam Faces Rooftop Solar Curtailment Amid Grid Constraints” (13 Apr 2026); Norton Rose Fulbright, Vietnam Power Sector Snapshot (2025).</w:t>
+      <w:proofErr w:type="spellStart"/>
+      <w:r>
+        <w:t>SolarQuarter</w:t>
+        <w:rPr>
+          <w:rFonts w:ascii="Arial" w:hAnsi="Arial" w:cs="Arial" w:eastAsia="Arial"/>
+          <w:sz w:val="22"/>
+          <w:szCs w:val="22"/>
+          <w:color w:val="1F2937"/>
+        </w:rPr>
+      </w:r>
+      <w:proofErr w:type="spellEnd"/>
+      <w:r>
+        <w:t>, “Vietnam Faces Rooftop Solar Curtailment Amid Grid Constraints” (13 Apr 2026); Norton Rose Fulbright, Vietnam Power Sector Snapshot (2025).</w:t>
+        <w:rPr>
+          <w:rFonts w:ascii="Arial" w:hAnsi="Arial" w:cs="Arial" w:eastAsia="Arial"/>
+          <w:sz w:val="22"/>
+          <w:szCs w:val="22"/>
+          <w:color w:val="1F2937"/>
+        </w:rPr>
       </w:r>
     </w:p>
-    <w:p>
+    <w:p ns2:paraId="5106E370" ns2:textId="77777777">
       <w:pPr>
         <w:pStyle w:val="ListBullet"/>
-        <w:spacing w:after="60"/>
+        <w:spacing w:before="0" w:after="120" w:line="290" w:lineRule="auto"/>
+        <w:ind w:left="620" w:hanging="300"/>
+        <w:jc w:val="left"/>
       </w:pPr>
       <w:r>
-        <w:t>Directive 20/CT-TTg (2025) and Hanoi People's Council LEZ resolution (Nov 2025); F&amp;L Asia, “Hanoi to subsidise 450,000 motorbike switch” (2025).</w:t>
+        <w:t>Directive 20/CT-</w:t>
+        <w:rPr>
+          <w:rFonts w:ascii="Arial" w:hAnsi="Arial" w:cs="Arial" w:eastAsia="Arial"/>
+          <w:sz w:val="22"/>
+          <w:szCs w:val="22"/>
+          <w:color w:val="1F2937"/>
+        </w:rPr>
+      </w:r>
+      <w:proofErr w:type="spellStart"/>
+      <w:r>
+        <w:t>TTg</w:t>
+        <w:rPr>
+          <w:rFonts w:ascii="Arial" w:hAnsi="Arial" w:cs="Arial" w:eastAsia="Arial"/>
+          <w:sz w:val="22"/>
+          <w:szCs w:val="22"/>
+          <w:color w:val="1F2937"/>
+        </w:rPr>
+      </w:r>
+      <w:proofErr w:type="spellEnd"/>
+      <w:r>
+        <w:t xml:space="preserve"> (2025) and Hanoi People's Council LEZ resolution (Nov 2025); F&amp;L Asia, “Hanoi to </w:t>
+        <w:rPr>
+          <w:rFonts w:ascii="Arial" w:hAnsi="Arial" w:cs="Arial" w:eastAsia="Arial"/>
+          <w:sz w:val="22"/>
+          <w:szCs w:val="22"/>
+          <w:color w:val="1F2937"/>
+        </w:rPr>
+      </w:r>
+      <w:proofErr w:type="spellStart"/>
+      <w:r>
+        <w:t>subsidise</w:t>
+        <w:rPr>
+          <w:rFonts w:ascii="Arial" w:hAnsi="Arial" w:cs="Arial" w:eastAsia="Arial"/>
+          <w:sz w:val="22"/>
+          <w:szCs w:val="22"/>
+          <w:color w:val="1F2937"/>
+        </w:rPr>
+      </w:r>
+      <w:proofErr w:type="spellEnd"/>
+      <w:r>
+        <w:t xml:space="preserve"> 450,000 motorbike </w:t>
+        <w:rPr>
+          <w:rFonts w:ascii="Arial" w:hAnsi="Arial" w:cs="Arial" w:eastAsia="Arial"/>
+          <w:sz w:val="22"/>
+          <w:szCs w:val="22"/>
+          <w:color w:val="1F2937"/>
+        </w:rPr>
+      </w:r>
+      <w:proofErr w:type="gramStart"/>
+      <w:r>
+        <w:t>switch</w:t>
+        <w:rPr>
+          <w:rFonts w:ascii="Arial" w:hAnsi="Arial" w:cs="Arial" w:eastAsia="Arial"/>
+          <w:sz w:val="22"/>
+          <w:szCs w:val="22"/>
+          <w:color w:val="1F2937"/>
+        </w:rPr>
+      </w:r>
+      <w:proofErr w:type="gramEnd"/>
+      <w:r>
+        <w:t>” (2025).</w:t>
+        <w:rPr>
+          <w:rFonts w:ascii="Arial" w:hAnsi="Arial" w:cs="Arial" w:eastAsia="Arial"/>
+          <w:sz w:val="22"/>
+          <w:szCs w:val="22"/>
+          <w:color w:val="1F2937"/>
+        </w:rPr>
       </w:r>
     </w:p>
-    <w:p>
+    <w:p ns2:paraId="1050322E" ns2:textId="77777777">
       <w:pPr>
         <w:pStyle w:val="ListBullet"/>
-        <w:spacing w:after="60"/>
+        <w:spacing w:before="0" w:after="120" w:line="290" w:lineRule="auto"/>
+        <w:ind w:left="620" w:hanging="300"/>
+        <w:jc w:val="left"/>
       </w:pPr>
       <w:r>
         <w:t>Vietnam.vn (Jan 2026): VinFast ≈4,500 swap stations, 45,000 target; Honda swap rollout from Apr 2026; Selex Motors shared-network materials.</w:t>
+        <w:rPr>
+          <w:rFonts w:ascii="Arial" w:hAnsi="Arial" w:cs="Arial" w:eastAsia="Arial"/>
+          <w:sz w:val="22"/>
+          <w:szCs w:val="22"/>
+          <w:color w:val="1F2937"/>
+        </w:rPr>
       </w:r>
     </w:p>
-    <w:p>
+    <w:p ns2:paraId="6FA1D72A" ns2:textId="77777777">
       <w:pPr>
         <w:pStyle w:val="ListBullet"/>
-        <w:spacing w:after="60"/>
+        <w:spacing w:before="0" w:after="120" w:line="290" w:lineRule="auto"/>
+        <w:ind w:left="620" w:hanging="300"/>
+        <w:jc w:val="left"/>
       </w:pPr>
       <w:r>
-        <w:t>Ministry of Agriculture and Environment: official 2024 grid emission factor 0.681 tCO₂/MWh.</w:t>
+        <w:t xml:space="preserve">Ministry of Agriculture and Environment: official 2024 grid emission factor 0.681 </w:t>
+        <w:rPr>
+          <w:rFonts w:ascii="Arial" w:hAnsi="Arial" w:cs="Arial" w:eastAsia="Arial"/>
+          <w:sz w:val="22"/>
+          <w:szCs w:val="22"/>
+          <w:color w:val="1F2937"/>
+        </w:rPr>
+      </w:r>
+      <w:proofErr w:type="spellStart"/>
+      <w:r>
+        <w:t>tCO</w:t>
+        <w:rPr>
+          <w:rFonts w:ascii="Arial" w:hAnsi="Arial" w:cs="Arial" w:eastAsia="Arial"/>
+          <w:sz w:val="22"/>
+          <w:szCs w:val="22"/>
+          <w:color w:val="1F2937"/>
+        </w:rPr>
+      </w:r>
+      <w:proofErr w:type="spellEnd"/>
+      <w:r>
+        <w:t>₂/MWh.</w:t>
+        <w:rPr>
+          <w:rFonts w:ascii="Arial" w:hAnsi="Arial" w:cs="Arial" w:eastAsia="Arial"/>
+          <w:sz w:val="22"/>
+          <w:szCs w:val="22"/>
+          <w:color w:val="1F2937"/>
+        </w:rPr>
       </w:r>
     </w:p>
-    <w:p>
+    <w:p ns2:paraId="2EC858E6" ns2:textId="77777777">
       <w:pPr>
         <w:pStyle w:val="ListBullet"/>
-        <w:spacing w:after="60"/>
+        <w:spacing w:before="0" w:after="120" w:line="290" w:lineRule="auto"/>
+        <w:ind w:left="620" w:hanging="300"/>
+        <w:jc w:val="left"/>
       </w:pPr>
       <w:r>
-        <w:t>IRENA (2025): firm solar+storage at USD 54–82/MWh in prime regions.</w:t>
+        <w:t xml:space="preserve">IRENA (2025): firm </w:t>
+        <w:rPr>
+          <w:rFonts w:ascii="Arial" w:hAnsi="Arial" w:cs="Arial" w:eastAsia="Arial"/>
+          <w:sz w:val="22"/>
+          <w:szCs w:val="22"/>
+          <w:color w:val="1F2937"/>
+        </w:rPr>
+      </w:r>
+      <w:proofErr w:type="spellStart"/>
+      <w:r>
+        <w:t>solar+storage</w:t>
+        <w:rPr>
+          <w:rFonts w:ascii="Arial" w:hAnsi="Arial" w:cs="Arial" w:eastAsia="Arial"/>
+          <w:sz w:val="22"/>
+          <w:szCs w:val="22"/>
+          <w:color w:val="1F2937"/>
+        </w:rPr>
+      </w:r>
+      <w:proofErr w:type="spellEnd"/>
+      <w:r>
+        <w:t xml:space="preserve"> at USD 54–82/MWh in prime regions.</w:t>
+        <w:rPr>
+          <w:rFonts w:ascii="Arial" w:hAnsi="Arial" w:cs="Arial" w:eastAsia="Arial"/>
+          <w:sz w:val="22"/>
+          <w:szCs w:val="22"/>
+          <w:color w:val="1F2937"/>
+        </w:rPr>
       </w:r>
     </w:p>
-    <w:p>
+    <w:p ns2:paraId="570745F2" ns2:textId="77777777">
       <w:pPr>
         <w:pStyle w:val="ListBullet"/>
-        <w:spacing w:after="60"/>
+        <w:spacing w:before="0" w:after="120" w:line="290" w:lineRule="auto"/>
+        <w:ind w:left="620" w:hanging="300"/>
+        <w:jc w:val="left"/>
       </w:pPr>
       <w:r>
-        <w:t>Data-centre market: ~735 MW (2025) → 1,330–1,543 MW (2030) demand forecasts (Mordor Intelligence &amp; industry reporting); Decision 2161 and the Jan-2026 data-localisation law.</w:t>
+        <w:t>Data-</w:t>
+        <w:rPr>
+          <w:rFonts w:ascii="Arial" w:hAnsi="Arial" w:cs="Arial" w:eastAsia="Arial"/>
+          <w:sz w:val="22"/>
+          <w:szCs w:val="22"/>
+          <w:color w:val="1F2937"/>
+        </w:rPr>
+      </w:r>
+      <w:proofErr w:type="spellStart"/>
+      <w:r>
+        <w:t>centre</w:t>
+        <w:rPr>
+          <w:rFonts w:ascii="Arial" w:hAnsi="Arial" w:cs="Arial" w:eastAsia="Arial"/>
+          <w:sz w:val="22"/>
+          <w:szCs w:val="22"/>
+          <w:color w:val="1F2937"/>
+        </w:rPr>
+      </w:r>
+      <w:proofErr w:type="spellEnd"/>
+      <w:r>
+        <w:t xml:space="preserve"> market: ~735 MW (2025) → 1,330–1,543 MW (2030) demand forecasts (Mordor Intelligence &amp; industry reporting); Decision 2161 and the Jan-2026 data-</w:t>
+        <w:rPr>
+          <w:rFonts w:ascii="Arial" w:hAnsi="Arial" w:cs="Arial" w:eastAsia="Arial"/>
+          <w:sz w:val="22"/>
+          <w:szCs w:val="22"/>
+          <w:color w:val="1F2937"/>
+        </w:rPr>
+      </w:r>
+      <w:proofErr w:type="spellStart"/>
+      <w:r>
+        <w:t>localisation</w:t>
+        <w:rPr>
+          <w:rFonts w:ascii="Arial" w:hAnsi="Arial" w:cs="Arial" w:eastAsia="Arial"/>
+          <w:sz w:val="22"/>
+          <w:szCs w:val="22"/>
+          <w:color w:val="1F2937"/>
+        </w:rPr>
+      </w:r>
+      <w:proofErr w:type="spellEnd"/>
+      <w:r>
+        <w:t xml:space="preserve"> law.</w:t>
+        <w:rPr>
+          <w:rFonts w:ascii="Arial" w:hAnsi="Arial" w:cs="Arial" w:eastAsia="Arial"/>
+          <w:sz w:val="22"/>
+          <w:szCs w:val="22"/>
+          <w:color w:val="1F2937"/>
+        </w:rPr>
       </w:r>
     </w:p>
-    <w:p>
+    <w:p ns2:paraId="4D133F50" ns2:textId="77777777">
       <w:pPr>
         <w:pStyle w:val="ListBullet"/>
-        <w:spacing w:after="60"/>
+        <w:spacing w:before="0" w:after="120" w:line="290" w:lineRule="auto"/>
+        <w:ind w:left="620" w:hanging="300"/>
+        <w:jc w:val="left"/>
       </w:pPr>
       <w:r>
-        <w:t>UNFCCC on SOLshare; Powerledger project materials (incl. EVN CPC pilot); Thurner et al., pandapower, IEEE TPS (2018); Chen &amp; Guestrin, XGBoost, KDD (2016).</w:t>
+        <w:t xml:space="preserve">UNFCCC on </w:t>
+        <w:rPr>
+          <w:rFonts w:ascii="Arial" w:hAnsi="Arial" w:cs="Arial" w:eastAsia="Arial"/>
+          <w:sz w:val="22"/>
+          <w:szCs w:val="22"/>
+          <w:color w:val="1F2937"/>
+        </w:rPr>
+      </w:r>
+      <w:proofErr w:type="spellStart"/>
+      <w:r>
+        <w:t>SOLshare</w:t>
+        <w:rPr>
+          <w:rFonts w:ascii="Arial" w:hAnsi="Arial" w:cs="Arial" w:eastAsia="Arial"/>
+          <w:sz w:val="22"/>
+          <w:szCs w:val="22"/>
+          <w:color w:val="1F2937"/>
+        </w:rPr>
+      </w:r>
+      <w:proofErr w:type="spellEnd"/>
+      <w:r>
+        <w:t xml:space="preserve">; </w:t>
+        <w:rPr>
+          <w:rFonts w:ascii="Arial" w:hAnsi="Arial" w:cs="Arial" w:eastAsia="Arial"/>
+          <w:sz w:val="22"/>
+          <w:szCs w:val="22"/>
+          <w:color w:val="1F2937"/>
+        </w:rPr>
+      </w:r>
+      <w:proofErr w:type="spellStart"/>
+      <w:r>
+        <w:t>Powerledger</w:t>
+        <w:rPr>
+          <w:rFonts w:ascii="Arial" w:hAnsi="Arial" w:cs="Arial" w:eastAsia="Arial"/>
+          <w:sz w:val="22"/>
+          <w:szCs w:val="22"/>
+          <w:color w:val="1F2937"/>
+        </w:rPr>
+      </w:r>
+      <w:proofErr w:type="spellEnd"/>
+      <w:r>
+        <w:t xml:space="preserve"> project materials (incl. EVN CPC pilot); Thurner et al., </w:t>
+        <w:rPr>
+          <w:rFonts w:ascii="Arial" w:hAnsi="Arial" w:cs="Arial" w:eastAsia="Arial"/>
+          <w:sz w:val="22"/>
+          <w:szCs w:val="22"/>
+          <w:color w:val="1F2937"/>
+        </w:rPr>
+      </w:r>
+      <w:proofErr w:type="spellStart"/>
+      <w:r>
+        <w:t>pandapower</w:t>
+        <w:rPr>
+          <w:rFonts w:ascii="Arial" w:hAnsi="Arial" w:cs="Arial" w:eastAsia="Arial"/>
+          <w:sz w:val="22"/>
+          <w:szCs w:val="22"/>
+          <w:color w:val="1F2937"/>
+        </w:rPr>
+      </w:r>
+      <w:proofErr w:type="spellEnd"/>
+      <w:r>
+        <w:t xml:space="preserve">, IEEE TPS (2018); Chen &amp; </w:t>
+        <w:rPr>
+          <w:rFonts w:ascii="Arial" w:hAnsi="Arial" w:cs="Arial" w:eastAsia="Arial"/>
+          <w:sz w:val="22"/>
+          <w:szCs w:val="22"/>
+          <w:color w:val="1F2937"/>
+        </w:rPr>
+      </w:r>
+      <w:proofErr w:type="spellStart"/>
+      <w:r>
+        <w:t>Guestrin</w:t>
+        <w:rPr>
+          <w:rFonts w:ascii="Arial" w:hAnsi="Arial" w:cs="Arial" w:eastAsia="Arial"/>
+          <w:sz w:val="22"/>
+          <w:szCs w:val="22"/>
+          <w:color w:val="1F2937"/>
+        </w:rPr>
+      </w:r>
+      <w:proofErr w:type="spellEnd"/>
+      <w:r>
+        <w:t xml:space="preserve">, </w:t>
+        <w:rPr>
+          <w:rFonts w:ascii="Arial" w:hAnsi="Arial" w:cs="Arial" w:eastAsia="Arial"/>
+          <w:sz w:val="22"/>
+          <w:szCs w:val="22"/>
+          <w:color w:val="1F2937"/>
+        </w:rPr>
+      </w:r>
+      <w:proofErr w:type="spellStart"/>
+      <w:r>
+        <w:t>XGBoost</w:t>
+        <w:rPr>
+          <w:rFonts w:ascii="Arial" w:hAnsi="Arial" w:cs="Arial" w:eastAsia="Arial"/>
+          <w:sz w:val="22"/>
+          <w:szCs w:val="22"/>
+          <w:color w:val="1F2937"/>
+        </w:rPr>
+      </w:r>
+      <w:proofErr w:type="spellEnd"/>
+      <w:r>
+        <w:t>, KDD (2016).</w:t>
+        <w:rPr>
+          <w:rFonts w:ascii="Arial" w:hAnsi="Arial" w:cs="Arial" w:eastAsia="Arial"/>
+          <w:sz w:val="22"/>
+          <w:szCs w:val="22"/>
+          <w:color w:val="1F2937"/>
+        </w:rPr>
       </w:r>
     </w:p>
     <w:sectPr>
       <w:pgSz w:w="12240" w:h="15840"/>
-      <w:pgMar w:top="907" w:right="1020" w:bottom="907" w:left="1020" w:header="720" w:footer="720" w:gutter="0"/>
+      <w:pgMar w:top="1440" w:right="1440" w:bottom="1440" w:left="1440" w:header="708" w:footer="708" w:gutter="0"/>
       <w:cols w:space="720"/>
       <w:docGrid w:linePitch="360"/>
     </w:sectPr>
@@ -852,11 +2431,11 @@
 </file>
 
 <file path=word/styles.xml><?xml version="1.0" encoding="utf-8"?>
-<w:styles xmlns:mc="http://schemas.openxmlformats.org/markup-compatibility/2006" xmlns:r="http://schemas.openxmlformats.org/officeDocument/2006/relationships" xmlns:w="http://schemas.openxmlformats.org/wordprocessingml/2006/main" xmlns:w14="http://schemas.microsoft.com/office/word/2010/wordml" xmlns:w15="http://schemas.microsoft.com/office/word/2012/wordml" xmlns:w16cex="http://schemas.microsoft.com/office/word/2018/wordml/cex" xmlns:w16cid="http://schemas.microsoft.com/office/word/2016/wordml/cid" xmlns:w16="http://schemas.microsoft.com/office/word/2018/wordml" xmlns:w16sdtdh="http://schemas.microsoft.com/office/word/2020/wordml/sdtdatahash" xmlns:w16sdtfl="http://schemas.microsoft.com/office/word/2024/wordml/sdtformatlock" xmlns:w16se="http://schemas.microsoft.com/office/word/2015/wordml/symex" xmlns:w16du="http://schemas.microsoft.com/office/word/2023/wordml/word16du" mc:Ignorable="w14 w15 w16se w16cid w16 w16cex w16sdtdh w16sdtfl w16du">
+<w:styles xmlns:mc="http://schemas.openxmlformats.org/markup-compatibility/2006" xmlns:w="http://schemas.openxmlformats.org/wordprocessingml/2006/main" mc:Ignorable="w14 w15 w16se w16cid w16 w16cex w16sdtdh w16sdtfl w16du">
   <w:docDefaults>
     <w:rPrDefault>
       <w:rPr>
-        <w:rFonts w:asciiTheme="minorHAnsi" w:eastAsiaTheme="minorEastAsia" w:hAnsiTheme="minorHAnsi" w:cstheme="minorBidi"/>
+        <w:rFonts w:ascii="Arial" w:hAnsi="Arial" w:cs="Arial" w:eastAsia="Arial"/>
         <w:sz w:val="22"/>
         <w:szCs w:val="22"/>
         <w:lang w:val="en-US" w:eastAsia="en-US" w:bidi="ar-SA"/>
@@ -1242,11 +2821,14 @@
     <w:qFormat/>
     <w:rsid w:val="00FC693F"/>
     <w:pPr>
-      <w:spacing w:line="283" w:lineRule="auto"/>
+      <w:spacing w:before="0" w:after="160" w:line="300" w:lineRule="auto"/>
+      <w:jc w:val="left"/>
     </w:pPr>
     <w:rPr>
-      <w:rFonts w:ascii="Calibri" w:hAnsi="Calibri"/>
-      <w:sz w:val="20"/>
+      <w:rFonts w:ascii="Arial" w:hAnsi="Arial" w:cs="Arial" w:eastAsia="Arial"/>
+      <w:sz w:val="22"/>
+      <w:szCs w:val="22"/>
+      <w:color w:val="1F2937"/>
     </w:rPr>
   </w:style>
   <w:style w:type="paragraph" w:styleId="Heading1">
@@ -1260,16 +2842,17 @@
     <w:pPr>
       <w:keepNext/>
       <w:keepLines/>
-      <w:spacing w:before="480" w:after="0"/>
       <w:outlineLvl w:val="0"/>
+      <w:spacing w:before="340" w:after="150" w:line="286" w:lineRule="auto"/>
+      <w:jc w:val="left"/>
     </w:pPr>
     <w:rPr>
-      <w:rFonts w:asciiTheme="majorHAnsi" w:eastAsiaTheme="majorEastAsia" w:hAnsiTheme="majorHAnsi" w:cstheme="majorBidi"/>
+      <w:rFonts w:ascii="Arial" w:hAnsi="Arial" w:cs="Arial" w:eastAsia="Arial"/>
+      <w:sz w:val="28"/>
+      <w:szCs w:val="28"/>
+      <w:color w:val="0B2545"/>
       <w:b/>
       <w:bCs/>
-      <w:color w:val="365F91" w:themeColor="accent1" w:themeShade="BF"/>
-      <w:sz w:val="28"/>
-      <w:szCs w:val="28"/>
     </w:rPr>
   </w:style>
   <w:style w:type="paragraph" w:styleId="Heading2">
@@ -1284,16 +2867,17 @@
     <w:pPr>
       <w:keepNext/>
       <w:keepLines/>
-      <w:spacing w:before="200" w:after="0"/>
       <w:outlineLvl w:val="1"/>
+      <w:spacing w:before="220" w:after="100" w:line="286" w:lineRule="auto"/>
+      <w:jc w:val="left"/>
     </w:pPr>
     <w:rPr>
-      <w:rFonts w:asciiTheme="majorHAnsi" w:eastAsiaTheme="majorEastAsia" w:hAnsiTheme="majorHAnsi" w:cstheme="majorBidi"/>
+      <w:rFonts w:ascii="Arial" w:hAnsi="Arial" w:cs="Arial" w:eastAsia="Arial"/>
+      <w:sz w:val="24"/>
+      <w:szCs w:val="24"/>
+      <w:color w:val="2E74B5"/>
       <w:b/>
       <w:bCs/>
-      <w:color w:val="4F81BD" w:themeColor="accent1"/>
-      <w:sz w:val="26"/>
-      <w:szCs w:val="26"/>
     </w:rPr>
   </w:style>
   <w:style w:type="paragraph" w:styleId="Heading3">
@@ -1308,14 +2892,17 @@
     <w:pPr>
       <w:keepNext/>
       <w:keepLines/>
-      <w:spacing w:before="200" w:after="0"/>
       <w:outlineLvl w:val="2"/>
+      <w:spacing w:before="160" w:after="80" w:line="286" w:lineRule="auto"/>
+      <w:jc w:val="left"/>
     </w:pPr>
     <w:rPr>
-      <w:rFonts w:asciiTheme="majorHAnsi" w:eastAsiaTheme="majorEastAsia" w:hAnsiTheme="majorHAnsi" w:cstheme="majorBidi"/>
+      <w:rFonts w:ascii="Arial" w:hAnsi="Arial" w:cs="Arial" w:eastAsia="Arial"/>
+      <w:sz w:val="22"/>
+      <w:szCs w:val="22"/>
+      <w:color w:val="1F4D78"/>
       <w:b/>
       <w:bCs/>
-      <w:color w:val="4F81BD" w:themeColor="accent1"/>
     </w:rPr>
   </w:style>
   <w:style w:type="paragraph" w:styleId="Heading4">
@@ -1335,7 +2922,7 @@
       <w:outlineLvl w:val="3"/>
     </w:pPr>
     <w:rPr>
-      <w:rFonts w:asciiTheme="majorHAnsi" w:eastAsiaTheme="majorEastAsia" w:hAnsiTheme="majorHAnsi" w:cstheme="majorBidi"/>
+      <w:rFonts w:ascii="Arial" w:hAnsi="Arial" w:cs="Arial" w:eastAsia="Arial"/>
       <w:b/>
       <w:bCs/>
       <w:i/>
@@ -1360,7 +2947,7 @@
       <w:outlineLvl w:val="4"/>
     </w:pPr>
     <w:rPr>
-      <w:rFonts w:asciiTheme="majorHAnsi" w:eastAsiaTheme="majorEastAsia" w:hAnsiTheme="majorHAnsi" w:cstheme="majorBidi"/>
+      <w:rFonts w:ascii="Arial" w:hAnsi="Arial" w:cs="Arial" w:eastAsia="Arial"/>
       <w:color w:val="243F60" w:themeColor="accent1" w:themeShade="7F"/>
     </w:rPr>
   </w:style>
@@ -1381,7 +2968,7 @@
       <w:outlineLvl w:val="5"/>
     </w:pPr>
     <w:rPr>
-      <w:rFonts w:asciiTheme="majorHAnsi" w:eastAsiaTheme="majorEastAsia" w:hAnsiTheme="majorHAnsi" w:cstheme="majorBidi"/>
+      <w:rFonts w:ascii="Arial" w:hAnsi="Arial" w:cs="Arial" w:eastAsia="Arial"/>
       <w:i/>
       <w:iCs/>
       <w:color w:val="243F60" w:themeColor="accent1" w:themeShade="7F"/>
@@ -1404,7 +2991,7 @@
       <w:outlineLvl w:val="6"/>
     </w:pPr>
     <w:rPr>
-      <w:rFonts w:asciiTheme="majorHAnsi" w:eastAsiaTheme="majorEastAsia" w:hAnsiTheme="majorHAnsi" w:cstheme="majorBidi"/>
+      <w:rFonts w:ascii="Arial" w:hAnsi="Arial" w:cs="Arial" w:eastAsia="Arial"/>
       <w:i/>
       <w:iCs/>
       <w:color w:val="404040" w:themeColor="text1" w:themeTint="BF"/>
@@ -1427,7 +3014,7 @@
       <w:outlineLvl w:val="7"/>
     </w:pPr>
     <w:rPr>
-      <w:rFonts w:asciiTheme="majorHAnsi" w:eastAsiaTheme="majorEastAsia" w:hAnsiTheme="majorHAnsi" w:cstheme="majorBidi"/>
+      <w:rFonts w:ascii="Arial" w:hAnsi="Arial" w:cs="Arial" w:eastAsia="Arial"/>
       <w:color w:val="4F81BD" w:themeColor="accent1"/>
       <w:szCs w:val="20"/>
     </w:rPr>
@@ -1449,7 +3036,7 @@
       <w:outlineLvl w:val="8"/>
     </w:pPr>
     <w:rPr>
-      <w:rFonts w:asciiTheme="majorHAnsi" w:eastAsiaTheme="majorEastAsia" w:hAnsiTheme="majorHAnsi" w:cstheme="majorBidi"/>
+      <w:rFonts w:ascii="Arial" w:hAnsi="Arial" w:cs="Arial" w:eastAsia="Arial"/>
       <w:i/>
       <w:iCs/>
       <w:color w:val="404040" w:themeColor="text1" w:themeTint="BF"/>
@@ -1543,7 +3130,7 @@
     <w:uiPriority w:val="9"/>
     <w:rsid w:val="00FC693F"/>
     <w:rPr>
-      <w:rFonts w:asciiTheme="majorHAnsi" w:eastAsiaTheme="majorEastAsia" w:hAnsiTheme="majorHAnsi" w:cstheme="majorBidi"/>
+      <w:rFonts w:ascii="Arial" w:hAnsi="Arial" w:cs="Arial" w:eastAsia="Arial"/>
       <w:b/>
       <w:bCs/>
       <w:color w:val="365F91" w:themeColor="accent1" w:themeShade="BF"/>
@@ -1558,7 +3145,7 @@
     <w:uiPriority w:val="9"/>
     <w:rsid w:val="00FC693F"/>
     <w:rPr>
-      <w:rFonts w:asciiTheme="majorHAnsi" w:eastAsiaTheme="majorEastAsia" w:hAnsiTheme="majorHAnsi" w:cstheme="majorBidi"/>
+      <w:rFonts w:ascii="Arial" w:hAnsi="Arial" w:cs="Arial" w:eastAsia="Arial"/>
       <w:b/>
       <w:bCs/>
       <w:color w:val="4F81BD" w:themeColor="accent1"/>
@@ -1573,7 +3160,7 @@
     <w:uiPriority w:val="9"/>
     <w:rsid w:val="00FC693F"/>
     <w:rPr>
-      <w:rFonts w:asciiTheme="majorHAnsi" w:eastAsiaTheme="majorEastAsia" w:hAnsiTheme="majorHAnsi" w:cstheme="majorBidi"/>
+      <w:rFonts w:ascii="Arial" w:hAnsi="Arial" w:cs="Arial" w:eastAsia="Arial"/>
       <w:b/>
       <w:bCs/>
       <w:color w:val="4F81BD" w:themeColor="accent1"/>
@@ -1591,16 +3178,19 @@
       <w:pBdr>
         <w:bottom w:val="single" w:sz="8" w:space="4" w:color="4F81BD" w:themeColor="accent1"/>
       </w:pBdr>
-      <w:spacing w:after="300" w:line="240" w:lineRule="auto"/>
       <w:contextualSpacing/>
+      <w:spacing w:before="0" w:after="110" w:line="276" w:lineRule="auto"/>
+      <w:jc w:val="center"/>
     </w:pPr>
     <w:rPr>
-      <w:rFonts w:asciiTheme="majorHAnsi" w:eastAsiaTheme="majorEastAsia" w:hAnsiTheme="majorHAnsi" w:cstheme="majorBidi"/>
-      <w:color w:val="17365D" w:themeColor="text2" w:themeShade="BF"/>
       <w:spacing w:val="5"/>
       <w:kern w:val="28"/>
-      <w:sz w:val="52"/>
-      <w:szCs w:val="52"/>
+      <w:rFonts w:ascii="Arial" w:hAnsi="Arial" w:cs="Arial" w:eastAsia="Arial"/>
+      <w:sz w:val="32"/>
+      <w:szCs w:val="32"/>
+      <w:color w:val="0B2545"/>
+      <w:b/>
+      <w:bCs/>
     </w:rPr>
   </w:style>
   <w:style w:type="character" w:customStyle="1" w:styleId="TitleChar">
@@ -1610,7 +3200,7 @@
     <w:uiPriority w:val="10"/>
     <w:rsid w:val="00FC693F"/>
     <w:rPr>
-      <w:rFonts w:asciiTheme="majorHAnsi" w:eastAsiaTheme="majorEastAsia" w:hAnsiTheme="majorHAnsi" w:cstheme="majorBidi"/>
+      <w:rFonts w:ascii="Arial" w:hAnsi="Arial" w:cs="Arial" w:eastAsia="Arial"/>
       <w:color w:val="17365D" w:themeColor="text2" w:themeShade="BF"/>
       <w:spacing w:val="5"/>
       <w:kern w:val="28"/>
@@ -1630,9 +3220,25 @@
       <w:numPr>
         <w:ilvl w:val="1"/>
       </w:numPr>
+      <w:spacing w:before="0" w:after="180" w:line="286" w:lineRule="auto"/>
+      <w:jc w:val="center"/>
     </w:pPr>
     <w:rPr>
-      <w:rFonts w:asciiTheme="majorHAnsi" w:eastAsiaTheme="majorEastAsia" w:hAnsiTheme="majorHAnsi" w:cstheme="majorBidi"/>
+      <w:spacing w:val="15"/>
+      <w:rFonts w:ascii="Arial" w:hAnsi="Arial" w:cs="Arial" w:eastAsia="Arial"/>
+      <w:sz w:val="22"/>
+      <w:szCs w:val="22"/>
+      <w:color w:val="475569"/>
+    </w:rPr>
+  </w:style>
+  <w:style w:type="character" w:customStyle="1" w:styleId="SubtitleChar">
+    <w:name w:val="Subtitle Char"/>
+    <w:basedOn w:val="DefaultParagraphFont"/>
+    <w:link w:val="Subtitle"/>
+    <w:uiPriority w:val="11"/>
+    <w:rsid w:val="00FC693F"/>
+    <w:rPr>
+      <w:rFonts w:ascii="Arial" w:hAnsi="Arial" w:cs="Arial" w:eastAsia="Arial"/>
       <w:i/>
       <w:iCs/>
       <w:color w:val="4F81BD" w:themeColor="accent1"/>
@@ -1641,22 +3247,6 @@
       <w:szCs w:val="24"/>
     </w:rPr>
   </w:style>
-  <w:style w:type="character" w:customStyle="1" w:styleId="SubtitleChar">
-    <w:name w:val="Subtitle Char"/>
-    <w:basedOn w:val="DefaultParagraphFont"/>
-    <w:link w:val="Subtitle"/>
-    <w:uiPriority w:val="11"/>
-    <w:rsid w:val="00FC693F"/>
-    <w:rPr>
-      <w:rFonts w:asciiTheme="majorHAnsi" w:eastAsiaTheme="majorEastAsia" w:hAnsiTheme="majorHAnsi" w:cstheme="majorBidi"/>
-      <w:i/>
-      <w:iCs/>
-      <w:color w:val="4F81BD" w:themeColor="accent1"/>
-      <w:spacing w:val="15"/>
-      <w:sz w:val="24"/>
-      <w:szCs w:val="24"/>
-    </w:rPr>
-  </w:style>
   <w:style w:type="paragraph" w:styleId="ListParagraph">
     <w:name w:val="List Paragraph"/>
     <w:basedOn w:val="Normal"/>
@@ -1664,9 +3254,17 @@
     <w:qFormat/>
     <w:rsid w:val="00FC693F"/>
     <w:pPr>
-      <w:ind w:left="720"/>
       <w:contextualSpacing/>
+      <w:spacing w:before="0" w:after="120" w:line="290" w:lineRule="auto"/>
+      <w:jc w:val="left"/>
+      <w:ind w:left="620" w:hanging="300"/>
     </w:pPr>
+    <w:rPr>
+      <w:rFonts w:ascii="Arial" w:hAnsi="Arial" w:cs="Arial" w:eastAsia="Arial"/>
+      <w:sz w:val="22"/>
+      <w:szCs w:val="22"/>
+      <w:color w:val="1F2937"/>
+    </w:rPr>
   </w:style>
   <w:style w:type="paragraph" w:styleId="BodyText">
     <w:name w:val="Body Text"/>
@@ -1676,8 +3274,15 @@
     <w:unhideWhenUsed/>
     <w:rsid w:val="00AA1D8D"/>
     <w:pPr>
-      <w:spacing w:after="120"/>
+      <w:spacing w:before="0" w:after="160" w:line="300" w:lineRule="auto"/>
+      <w:jc w:val="left"/>
     </w:pPr>
+    <w:rPr>
+      <w:rFonts w:ascii="Arial" w:hAnsi="Arial" w:cs="Arial" w:eastAsia="Arial"/>
+      <w:sz w:val="22"/>
+      <w:szCs w:val="22"/>
+      <w:color w:val="1F2937"/>
+    </w:rPr>
   </w:style>
   <w:style w:type="character" w:customStyle="1" w:styleId="BodyTextChar">
     <w:name w:val="Body Text Char"/>
@@ -1774,7 +3379,16 @@
         <w:numId w:val="1"/>
       </w:numPr>
       <w:contextualSpacing/>
+      <w:spacing w:before="0" w:after="120" w:line="290" w:lineRule="auto"/>
+      <w:jc w:val="left"/>
+      <w:ind w:left="620" w:hanging="300"/>
     </w:pPr>
+    <w:rPr>
+      <w:rFonts w:ascii="Arial" w:hAnsi="Arial" w:cs="Arial" w:eastAsia="Arial"/>
+      <w:sz w:val="22"/>
+      <w:szCs w:val="22"/>
+      <w:color w:val="1F2937"/>
+    </w:rPr>
   </w:style>
   <w:style w:type="paragraph" w:styleId="ListBullet2">
     <w:name w:val="List Bullet 2"/>
@@ -1895,7 +3509,7 @@
       </w:tabs>
     </w:pPr>
     <w:rPr>
-      <w:rFonts w:ascii="Courier" w:hAnsi="Courier"/>
+      <w:rFonts w:ascii="Arial" w:hAnsi="Arial" w:cs="Arial" w:eastAsia="Arial"/>
       <w:sz w:val="20"/>
       <w:szCs w:val="20"/>
     </w:rPr>
@@ -1907,7 +3521,7 @@
     <w:uiPriority w:val="99"/>
     <w:rsid w:val="0029639D"/>
     <w:rPr>
-      <w:rFonts w:ascii="Courier" w:hAnsi="Courier"/>
+      <w:rFonts w:ascii="Arial" w:hAnsi="Arial" w:cs="Arial" w:eastAsia="Arial"/>
       <w:sz w:val="20"/>
       <w:szCs w:val="20"/>
     </w:rPr>
@@ -1946,7 +3560,7 @@
     <w:semiHidden/>
     <w:rsid w:val="00FC693F"/>
     <w:rPr>
-      <w:rFonts w:asciiTheme="majorHAnsi" w:eastAsiaTheme="majorEastAsia" w:hAnsiTheme="majorHAnsi" w:cstheme="majorBidi"/>
+      <w:rFonts w:ascii="Arial" w:hAnsi="Arial" w:cs="Arial" w:eastAsia="Arial"/>
       <w:b/>
       <w:bCs/>
       <w:i/>
@@ -1962,7 +3576,7 @@
     <w:semiHidden/>
     <w:rsid w:val="00FC693F"/>
     <w:rPr>
-      <w:rFonts w:asciiTheme="majorHAnsi" w:eastAsiaTheme="majorEastAsia" w:hAnsiTheme="majorHAnsi" w:cstheme="majorBidi"/>
+      <w:rFonts w:ascii="Arial" w:hAnsi="Arial" w:cs="Arial" w:eastAsia="Arial"/>
       <w:color w:val="243F60" w:themeColor="accent1" w:themeShade="7F"/>
     </w:rPr>
   </w:style>
@@ -1974,7 +3588,7 @@
     <w:semiHidden/>
     <w:rsid w:val="00FC693F"/>
     <w:rPr>
-      <w:rFonts w:asciiTheme="majorHAnsi" w:eastAsiaTheme="majorEastAsia" w:hAnsiTheme="majorHAnsi" w:cstheme="majorBidi"/>
+      <w:rFonts w:ascii="Arial" w:hAnsi="Arial" w:cs="Arial" w:eastAsia="Arial"/>
       <w:i/>
       <w:iCs/>
       <w:color w:val="243F60" w:themeColor="accent1" w:themeShade="7F"/>
@@ -1988,7 +3602,7 @@
     <w:semiHidden/>
     <w:rsid w:val="00FC693F"/>
     <w:rPr>
-      <w:rFonts w:asciiTheme="majorHAnsi" w:eastAsiaTheme="majorEastAsia" w:hAnsiTheme="majorHAnsi" w:cstheme="majorBidi"/>
+      <w:rFonts w:ascii="Arial" w:hAnsi="Arial" w:cs="Arial" w:eastAsia="Arial"/>
       <w:i/>
       <w:iCs/>
       <w:color w:val="404040" w:themeColor="text1" w:themeTint="BF"/>
@@ -2002,7 +3616,7 @@
     <w:semiHidden/>
     <w:rsid w:val="00FC693F"/>
     <w:rPr>
-      <w:rFonts w:asciiTheme="majorHAnsi" w:eastAsiaTheme="majorEastAsia" w:hAnsiTheme="majorHAnsi" w:cstheme="majorBidi"/>
+      <w:rFonts w:ascii="Arial" w:hAnsi="Arial" w:cs="Arial" w:eastAsia="Arial"/>
       <w:color w:val="4F81BD" w:themeColor="accent1"/>
       <w:sz w:val="20"/>
       <w:szCs w:val="20"/>
@@ -2016,7 +3630,7 @@
     <w:semiHidden/>
     <w:rsid w:val="00FC693F"/>
     <w:rPr>
-      <w:rFonts w:asciiTheme="majorHAnsi" w:eastAsiaTheme="majorEastAsia" w:hAnsiTheme="majorHAnsi" w:cstheme="majorBidi"/>
+      <w:rFonts w:ascii="Arial" w:hAnsi="Arial" w:cs="Arial" w:eastAsia="Arial"/>
       <w:i/>
       <w:iCs/>
       <w:color w:val="404040" w:themeColor="text1" w:themeTint="BF"/>
@@ -3493,7 +5107,7 @@
         <w:spacing w:before="0" w:after="0" w:line="240" w:lineRule="auto"/>
       </w:pPr>
       <w:rPr>
-        <w:rFonts w:asciiTheme="majorHAnsi" w:eastAsiaTheme="majorEastAsia" w:hAnsiTheme="majorHAnsi" w:cstheme="majorBidi"/>
+        <w:rFonts w:ascii="Arial" w:hAnsi="Arial" w:cs="Arial" w:eastAsia="Arial"/>
         <w:b/>
         <w:bCs/>
       </w:rPr>
@@ -3514,7 +5128,7 @@
         <w:spacing w:before="0" w:after="0" w:line="240" w:lineRule="auto"/>
       </w:pPr>
       <w:rPr>
-        <w:rFonts w:asciiTheme="majorHAnsi" w:eastAsiaTheme="majorEastAsia" w:hAnsiTheme="majorHAnsi" w:cstheme="majorBidi"/>
+        <w:rFonts w:ascii="Arial" w:hAnsi="Arial" w:cs="Arial" w:eastAsia="Arial"/>
         <w:b/>
         <w:bCs/>
       </w:rPr>
@@ -3532,14 +5146,14 @@
     </w:tblStylePr>
     <w:tblStylePr w:type="firstCol">
       <w:rPr>
-        <w:rFonts w:asciiTheme="majorHAnsi" w:eastAsiaTheme="majorEastAsia" w:hAnsiTheme="majorHAnsi" w:cstheme="majorBidi"/>
+        <w:rFonts w:ascii="Arial" w:hAnsi="Arial" w:cs="Arial" w:eastAsia="Arial"/>
         <w:b/>
         <w:bCs/>
       </w:rPr>
     </w:tblStylePr>
     <w:tblStylePr w:type="lastCol">
       <w:rPr>
-        <w:rFonts w:asciiTheme="majorHAnsi" w:eastAsiaTheme="majorEastAsia" w:hAnsiTheme="majorHAnsi" w:cstheme="majorBidi"/>
+        <w:rFonts w:ascii="Arial" w:hAnsi="Arial" w:cs="Arial" w:eastAsia="Arial"/>
         <w:b/>
         <w:bCs/>
       </w:rPr>
@@ -3616,7 +5230,7 @@
         <w:spacing w:before="0" w:after="0" w:line="240" w:lineRule="auto"/>
       </w:pPr>
       <w:rPr>
-        <w:rFonts w:asciiTheme="majorHAnsi" w:eastAsiaTheme="majorEastAsia" w:hAnsiTheme="majorHAnsi" w:cstheme="majorBidi"/>
+        <w:rFonts w:ascii="Arial" w:hAnsi="Arial" w:cs="Arial" w:eastAsia="Arial"/>
         <w:b/>
         <w:bCs/>
       </w:rPr>
@@ -3637,7 +5251,7 @@
         <w:spacing w:before="0" w:after="0" w:line="240" w:lineRule="auto"/>
       </w:pPr>
       <w:rPr>
-        <w:rFonts w:asciiTheme="majorHAnsi" w:eastAsiaTheme="majorEastAsia" w:hAnsiTheme="majorHAnsi" w:cstheme="majorBidi"/>
+        <w:rFonts w:ascii="Arial" w:hAnsi="Arial" w:cs="Arial" w:eastAsia="Arial"/>
         <w:b/>
         <w:bCs/>
       </w:rPr>
@@ -3655,14 +5269,14 @@
     </w:tblStylePr>
     <w:tblStylePr w:type="firstCol">
       <w:rPr>
-        <w:rFonts w:asciiTheme="majorHAnsi" w:eastAsiaTheme="majorEastAsia" w:hAnsiTheme="majorHAnsi" w:cstheme="majorBidi"/>
+        <w:rFonts w:ascii="Arial" w:hAnsi="Arial" w:cs="Arial" w:eastAsia="Arial"/>
         <w:b/>
         <w:bCs/>
       </w:rPr>
     </w:tblStylePr>
     <w:tblStylePr w:type="lastCol">
       <w:rPr>
-        <w:rFonts w:asciiTheme="majorHAnsi" w:eastAsiaTheme="majorEastAsia" w:hAnsiTheme="majorHAnsi" w:cstheme="majorBidi"/>
+        <w:rFonts w:ascii="Arial" w:hAnsi="Arial" w:cs="Arial" w:eastAsia="Arial"/>
         <w:b/>
         <w:bCs/>
       </w:rPr>
@@ -3739,7 +5353,7 @@
         <w:spacing w:before="0" w:after="0" w:line="240" w:lineRule="auto"/>
       </w:pPr>
       <w:rPr>
-        <w:rFonts w:asciiTheme="majorHAnsi" w:eastAsiaTheme="majorEastAsia" w:hAnsiTheme="majorHAnsi" w:cstheme="majorBidi"/>
+        <w:rFonts w:ascii="Arial" w:hAnsi="Arial" w:cs="Arial" w:eastAsia="Arial"/>
         <w:b/>
         <w:bCs/>
       </w:rPr>
@@ -3760,7 +5374,7 @@
         <w:spacing w:before="0" w:after="0" w:line="240" w:lineRule="auto"/>
       </w:pPr>
       <w:rPr>
-        <w:rFonts w:asciiTheme="majorHAnsi" w:eastAsiaTheme="majorEastAsia" w:hAnsiTheme="majorHAnsi" w:cstheme="majorBidi"/>
+        <w:rFonts w:ascii="Arial" w:hAnsi="Arial" w:cs="Arial" w:eastAsia="Arial"/>
         <w:b/>
         <w:bCs/>
       </w:rPr>
@@ -3778,14 +5392,14 @@
     </w:tblStylePr>
     <w:tblStylePr w:type="firstCol">
       <w:rPr>
-        <w:rFonts w:asciiTheme="majorHAnsi" w:eastAsiaTheme="majorEastAsia" w:hAnsiTheme="majorHAnsi" w:cstheme="majorBidi"/>
+        <w:rFonts w:ascii="Arial" w:hAnsi="Arial" w:cs="Arial" w:eastAsia="Arial"/>
         <w:b/>
         <w:bCs/>
       </w:rPr>
     </w:tblStylePr>
     <w:tblStylePr w:type="lastCol">
       <w:rPr>
-        <w:rFonts w:asciiTheme="majorHAnsi" w:eastAsiaTheme="majorEastAsia" w:hAnsiTheme="majorHAnsi" w:cstheme="majorBidi"/>
+        <w:rFonts w:ascii="Arial" w:hAnsi="Arial" w:cs="Arial" w:eastAsia="Arial"/>
         <w:b/>
         <w:bCs/>
       </w:rPr>
@@ -3862,7 +5476,7 @@
         <w:spacing w:before="0" w:after="0" w:line="240" w:lineRule="auto"/>
       </w:pPr>
       <w:rPr>
-        <w:rFonts w:asciiTheme="majorHAnsi" w:eastAsiaTheme="majorEastAsia" w:hAnsiTheme="majorHAnsi" w:cstheme="majorBidi"/>
+        <w:rFonts w:ascii="Arial" w:hAnsi="Arial" w:cs="Arial" w:eastAsia="Arial"/>
         <w:b/>
         <w:bCs/>
       </w:rPr>
@@ -3883,7 +5497,7 @@
         <w:spacing w:before="0" w:after="0" w:line="240" w:lineRule="auto"/>
       </w:pPr>
       <w:rPr>
-        <w:rFonts w:asciiTheme="majorHAnsi" w:eastAsiaTheme="majorEastAsia" w:hAnsiTheme="majorHAnsi" w:cstheme="majorBidi"/>
+        <w:rFonts w:ascii="Arial" w:hAnsi="Arial" w:cs="Arial" w:eastAsia="Arial"/>
         <w:b/>
         <w:bCs/>
       </w:rPr>
@@ -3901,14 +5515,14 @@
     </w:tblStylePr>
     <w:tblStylePr w:type="firstCol">
       <w:rPr>
-        <w:rFonts w:asciiTheme="majorHAnsi" w:eastAsiaTheme="majorEastAsia" w:hAnsiTheme="majorHAnsi" w:cstheme="majorBidi"/>
+        <w:rFonts w:ascii="Arial" w:hAnsi="Arial" w:cs="Arial" w:eastAsia="Arial"/>
         <w:b/>
         <w:bCs/>
       </w:rPr>
     </w:tblStylePr>
     <w:tblStylePr w:type="lastCol">
       <w:rPr>
-        <w:rFonts w:asciiTheme="majorHAnsi" w:eastAsiaTheme="majorEastAsia" w:hAnsiTheme="majorHAnsi" w:cstheme="majorBidi"/>
+        <w:rFonts w:ascii="Arial" w:hAnsi="Arial" w:cs="Arial" w:eastAsia="Arial"/>
         <w:b/>
         <w:bCs/>
       </w:rPr>
@@ -3985,7 +5599,7 @@
         <w:spacing w:before="0" w:after="0" w:line="240" w:lineRule="auto"/>
       </w:pPr>
       <w:rPr>
-        <w:rFonts w:asciiTheme="majorHAnsi" w:eastAsiaTheme="majorEastAsia" w:hAnsiTheme="majorHAnsi" w:cstheme="majorBidi"/>
+        <w:rFonts w:ascii="Arial" w:hAnsi="Arial" w:cs="Arial" w:eastAsia="Arial"/>
         <w:b/>
         <w:bCs/>
       </w:rPr>
@@ -4006,7 +5620,7 @@
         <w:spacing w:before="0" w:after="0" w:line="240" w:lineRule="auto"/>
       </w:pPr>
       <w:rPr>
-        <w:rFonts w:asciiTheme="majorHAnsi" w:eastAsiaTheme="majorEastAsia" w:hAnsiTheme="majorHAnsi" w:cstheme="majorBidi"/>
+        <w:rFonts w:ascii="Arial" w:hAnsi="Arial" w:cs="Arial" w:eastAsia="Arial"/>
         <w:b/>
         <w:bCs/>
       </w:rPr>
@@ -4024,14 +5638,14 @@
     </w:tblStylePr>
     <w:tblStylePr w:type="firstCol">
       <w:rPr>
-        <w:rFonts w:asciiTheme="majorHAnsi" w:eastAsiaTheme="majorEastAsia" w:hAnsiTheme="majorHAnsi" w:cstheme="majorBidi"/>
+        <w:rFonts w:ascii="Arial" w:hAnsi="Arial" w:cs="Arial" w:eastAsia="Arial"/>
         <w:b/>
         <w:bCs/>
       </w:rPr>
     </w:tblStylePr>
     <w:tblStylePr w:type="lastCol">
       <w:rPr>
-        <w:rFonts w:asciiTheme="majorHAnsi" w:eastAsiaTheme="majorEastAsia" w:hAnsiTheme="majorHAnsi" w:cstheme="majorBidi"/>
+        <w:rFonts w:ascii="Arial" w:hAnsi="Arial" w:cs="Arial" w:eastAsia="Arial"/>
         <w:b/>
         <w:bCs/>
       </w:rPr>
@@ -4108,7 +5722,7 @@
         <w:spacing w:before="0" w:after="0" w:line="240" w:lineRule="auto"/>
       </w:pPr>
       <w:rPr>
-        <w:rFonts w:asciiTheme="majorHAnsi" w:eastAsiaTheme="majorEastAsia" w:hAnsiTheme="majorHAnsi" w:cstheme="majorBidi"/>
+        <w:rFonts w:ascii="Arial" w:hAnsi="Arial" w:cs="Arial" w:eastAsia="Arial"/>
         <w:b/>
         <w:bCs/>
       </w:rPr>
@@ -4129,7 +5743,7 @@
         <w:spacing w:before="0" w:after="0" w:line="240" w:lineRule="auto"/>
       </w:pPr>
       <w:rPr>
-        <w:rFonts w:asciiTheme="majorHAnsi" w:eastAsiaTheme="majorEastAsia" w:hAnsiTheme="majorHAnsi" w:cstheme="majorBidi"/>
+        <w:rFonts w:ascii="Arial" w:hAnsi="Arial" w:cs="Arial" w:eastAsia="Arial"/>
         <w:b/>
         <w:bCs/>
       </w:rPr>
@@ -4147,14 +5761,14 @@
     </w:tblStylePr>
     <w:tblStylePr w:type="firstCol">
       <w:rPr>
-        <w:rFonts w:asciiTheme="majorHAnsi" w:eastAsiaTheme="majorEastAsia" w:hAnsiTheme="majorHAnsi" w:cstheme="majorBidi"/>
+        <w:rFonts w:ascii="Arial" w:hAnsi="Arial" w:cs="Arial" w:eastAsia="Arial"/>
         <w:b/>
         <w:bCs/>
       </w:rPr>
     </w:tblStylePr>
     <w:tblStylePr w:type="lastCol">
       <w:rPr>
-        <w:rFonts w:asciiTheme="majorHAnsi" w:eastAsiaTheme="majorEastAsia" w:hAnsiTheme="majorHAnsi" w:cstheme="majorBidi"/>
+        <w:rFonts w:ascii="Arial" w:hAnsi="Arial" w:cs="Arial" w:eastAsia="Arial"/>
         <w:b/>
         <w:bCs/>
       </w:rPr>
@@ -4231,7 +5845,7 @@
         <w:spacing w:before="0" w:after="0" w:line="240" w:lineRule="auto"/>
       </w:pPr>
       <w:rPr>
-        <w:rFonts w:asciiTheme="majorHAnsi" w:eastAsiaTheme="majorEastAsia" w:hAnsiTheme="majorHAnsi" w:cstheme="majorBidi"/>
+        <w:rFonts w:ascii="Arial" w:hAnsi="Arial" w:cs="Arial" w:eastAsia="Arial"/>
         <w:b/>
         <w:bCs/>
       </w:rPr>
@@ -4252,7 +5866,7 @@
         <w:spacing w:before="0" w:after="0" w:line="240" w:lineRule="auto"/>
       </w:pPr>
       <w:rPr>
-        <w:rFonts w:asciiTheme="majorHAnsi" w:eastAsiaTheme="majorEastAsia" w:hAnsiTheme="majorHAnsi" w:cstheme="majorBidi"/>
+        <w:rFonts w:ascii="Arial" w:hAnsi="Arial" w:cs="Arial" w:eastAsia="Arial"/>
         <w:b/>
         <w:bCs/>
       </w:rPr>
@@ -4270,14 +5884,14 @@
     </w:tblStylePr>
     <w:tblStylePr w:type="firstCol">
       <w:rPr>
-        <w:rFonts w:asciiTheme="majorHAnsi" w:eastAsiaTheme="majorEastAsia" w:hAnsiTheme="majorHAnsi" w:cstheme="majorBidi"/>
+        <w:rFonts w:ascii="Arial" w:hAnsi="Arial" w:cs="Arial" w:eastAsia="Arial"/>
         <w:b/>
         <w:bCs/>
       </w:rPr>
     </w:tblStylePr>
     <w:tblStylePr w:type="lastCol">
       <w:rPr>
-        <w:rFonts w:asciiTheme="majorHAnsi" w:eastAsiaTheme="majorEastAsia" w:hAnsiTheme="majorHAnsi" w:cstheme="majorBidi"/>
+        <w:rFonts w:ascii="Arial" w:hAnsi="Arial" w:cs="Arial" w:eastAsia="Arial"/>
         <w:b/>
         <w:bCs/>
       </w:rPr>
@@ -6037,7 +7651,7 @@
     </w:tblPr>
     <w:tblStylePr w:type="firstRow">
       <w:rPr>
-        <w:rFonts w:asciiTheme="majorHAnsi" w:eastAsiaTheme="majorEastAsia" w:hAnsiTheme="majorHAnsi" w:cstheme="majorBidi"/>
+        <w:rFonts w:ascii="Arial" w:hAnsi="Arial" w:cs="Arial" w:eastAsia="Arial"/>
       </w:rPr>
       <w:tblPr/>
       <w:tcPr>
@@ -6114,7 +7728,7 @@
     </w:tblPr>
     <w:tblStylePr w:type="firstRow">
       <w:rPr>
-        <w:rFonts w:asciiTheme="majorHAnsi" w:eastAsiaTheme="majorEastAsia" w:hAnsiTheme="majorHAnsi" w:cstheme="majorBidi"/>
+        <w:rFonts w:ascii="Arial" w:hAnsi="Arial" w:cs="Arial" w:eastAsia="Arial"/>
       </w:rPr>
       <w:tblPr/>
       <w:tcPr>
@@ -6191,7 +7805,7 @@
     </w:tblPr>
     <w:tblStylePr w:type="firstRow">
       <w:rPr>
-        <w:rFonts w:asciiTheme="majorHAnsi" w:eastAsiaTheme="majorEastAsia" w:hAnsiTheme="majorHAnsi" w:cstheme="majorBidi"/>
+        <w:rFonts w:ascii="Arial" w:hAnsi="Arial" w:cs="Arial" w:eastAsia="Arial"/>
       </w:rPr>
       <w:tblPr/>
       <w:tcPr>
@@ -6268,7 +7882,7 @@
     </w:tblPr>
     <w:tblStylePr w:type="firstRow">
       <w:rPr>
-        <w:rFonts w:asciiTheme="majorHAnsi" w:eastAsiaTheme="majorEastAsia" w:hAnsiTheme="majorHAnsi" w:cstheme="majorBidi"/>
+        <w:rFonts w:ascii="Arial" w:hAnsi="Arial" w:cs="Arial" w:eastAsia="Arial"/>
       </w:rPr>
       <w:tblPr/>
       <w:tcPr>
@@ -6345,7 +7959,7 @@
     </w:tblPr>
     <w:tblStylePr w:type="firstRow">
       <w:rPr>
-        <w:rFonts w:asciiTheme="majorHAnsi" w:eastAsiaTheme="majorEastAsia" w:hAnsiTheme="majorHAnsi" w:cstheme="majorBidi"/>
+        <w:rFonts w:ascii="Arial" w:hAnsi="Arial" w:cs="Arial" w:eastAsia="Arial"/>
       </w:rPr>
       <w:tblPr/>
       <w:tcPr>
@@ -6422,7 +8036,7 @@
     </w:tblPr>
     <w:tblStylePr w:type="firstRow">
       <w:rPr>
-        <w:rFonts w:asciiTheme="majorHAnsi" w:eastAsiaTheme="majorEastAsia" w:hAnsiTheme="majorHAnsi" w:cstheme="majorBidi"/>
+        <w:rFonts w:ascii="Arial" w:hAnsi="Arial" w:cs="Arial" w:eastAsia="Arial"/>
       </w:rPr>
       <w:tblPr/>
       <w:tcPr>
@@ -6499,7 +8113,7 @@
     </w:tblPr>
     <w:tblStylePr w:type="firstRow">
       <w:rPr>
-        <w:rFonts w:asciiTheme="majorHAnsi" w:eastAsiaTheme="majorEastAsia" w:hAnsiTheme="majorHAnsi" w:cstheme="majorBidi"/>
+        <w:rFonts w:ascii="Arial" w:hAnsi="Arial" w:cs="Arial" w:eastAsia="Arial"/>
       </w:rPr>
       <w:tblPr/>
       <w:tcPr>
@@ -6564,7 +8178,7 @@
       <w:spacing w:after="0" w:line="240" w:lineRule="auto"/>
     </w:pPr>
     <w:rPr>
-      <w:rFonts w:asciiTheme="majorHAnsi" w:eastAsiaTheme="majorEastAsia" w:hAnsiTheme="majorHAnsi" w:cstheme="majorBidi"/>
+      <w:rFonts w:ascii="Arial" w:hAnsi="Arial" w:cs="Arial" w:eastAsia="Arial"/>
       <w:color w:val="000000" w:themeColor="text1"/>
     </w:rPr>
     <w:tblPr>
@@ -6685,7 +8299,7 @@
       <w:spacing w:after="0" w:line="240" w:lineRule="auto"/>
     </w:pPr>
     <w:rPr>
-      <w:rFonts w:asciiTheme="majorHAnsi" w:eastAsiaTheme="majorEastAsia" w:hAnsiTheme="majorHAnsi" w:cstheme="majorBidi"/>
+      <w:rFonts w:ascii="Arial" w:hAnsi="Arial" w:cs="Arial" w:eastAsia="Arial"/>
       <w:color w:val="000000" w:themeColor="text1"/>
     </w:rPr>
     <w:tblPr>
@@ -6806,7 +8420,7 @@
       <w:spacing w:after="0" w:line="240" w:lineRule="auto"/>
     </w:pPr>
     <w:rPr>
-      <w:rFonts w:asciiTheme="majorHAnsi" w:eastAsiaTheme="majorEastAsia" w:hAnsiTheme="majorHAnsi" w:cstheme="majorBidi"/>
+      <w:rFonts w:ascii="Arial" w:hAnsi="Arial" w:cs="Arial" w:eastAsia="Arial"/>
       <w:color w:val="000000" w:themeColor="text1"/>
     </w:rPr>
     <w:tblPr>
@@ -6927,7 +8541,7 @@
       <w:spacing w:after="0" w:line="240" w:lineRule="auto"/>
     </w:pPr>
     <w:rPr>
-      <w:rFonts w:asciiTheme="majorHAnsi" w:eastAsiaTheme="majorEastAsia" w:hAnsiTheme="majorHAnsi" w:cstheme="majorBidi"/>
+      <w:rFonts w:ascii="Arial" w:hAnsi="Arial" w:cs="Arial" w:eastAsia="Arial"/>
       <w:color w:val="000000" w:themeColor="text1"/>
     </w:rPr>
     <w:tblPr>
@@ -7048,7 +8662,7 @@
       <w:spacing w:after="0" w:line="240" w:lineRule="auto"/>
     </w:pPr>
     <w:rPr>
-      <w:rFonts w:asciiTheme="majorHAnsi" w:eastAsiaTheme="majorEastAsia" w:hAnsiTheme="majorHAnsi" w:cstheme="majorBidi"/>
+      <w:rFonts w:ascii="Arial" w:hAnsi="Arial" w:cs="Arial" w:eastAsia="Arial"/>
       <w:color w:val="000000" w:themeColor="text1"/>
     </w:rPr>
     <w:tblPr>
@@ -7169,7 +8783,7 @@
       <w:spacing w:after="0" w:line="240" w:lineRule="auto"/>
     </w:pPr>
     <w:rPr>
-      <w:rFonts w:asciiTheme="majorHAnsi" w:eastAsiaTheme="majorEastAsia" w:hAnsiTheme="majorHAnsi" w:cstheme="majorBidi"/>
+      <w:rFonts w:ascii="Arial" w:hAnsi="Arial" w:cs="Arial" w:eastAsia="Arial"/>
       <w:color w:val="000000" w:themeColor="text1"/>
     </w:rPr>
     <w:tblPr>
@@ -7290,7 +8904,7 @@
       <w:spacing w:after="0" w:line="240" w:lineRule="auto"/>
     </w:pPr>
     <w:rPr>
-      <w:rFonts w:asciiTheme="majorHAnsi" w:eastAsiaTheme="majorEastAsia" w:hAnsiTheme="majorHAnsi" w:cstheme="majorBidi"/>
+      <w:rFonts w:ascii="Arial" w:hAnsi="Arial" w:cs="Arial" w:eastAsia="Arial"/>
       <w:color w:val="000000" w:themeColor="text1"/>
     </w:rPr>
     <w:tblPr>
@@ -7873,7 +9487,7 @@
       <w:spacing w:after="0" w:line="240" w:lineRule="auto"/>
     </w:pPr>
     <w:rPr>
-      <w:rFonts w:asciiTheme="majorHAnsi" w:eastAsiaTheme="majorEastAsia" w:hAnsiTheme="majorHAnsi" w:cstheme="majorBidi"/>
+      <w:rFonts w:ascii="Arial" w:hAnsi="Arial" w:cs="Arial" w:eastAsia="Arial"/>
       <w:color w:val="000000" w:themeColor="text1"/>
     </w:rPr>
     <w:tblPr>
@@ -7991,7 +9605,7 @@
       <w:spacing w:after="0" w:line="240" w:lineRule="auto"/>
     </w:pPr>
     <w:rPr>
-      <w:rFonts w:asciiTheme="majorHAnsi" w:eastAsiaTheme="majorEastAsia" w:hAnsiTheme="majorHAnsi" w:cstheme="majorBidi"/>
+      <w:rFonts w:ascii="Arial" w:hAnsi="Arial" w:cs="Arial" w:eastAsia="Arial"/>
       <w:color w:val="000000" w:themeColor="text1"/>
     </w:rPr>
     <w:tblPr>
@@ -8109,7 +9723,7 @@
       <w:spacing w:after="0" w:line="240" w:lineRule="auto"/>
     </w:pPr>
     <w:rPr>
-      <w:rFonts w:asciiTheme="majorHAnsi" w:eastAsiaTheme="majorEastAsia" w:hAnsiTheme="majorHAnsi" w:cstheme="majorBidi"/>
+      <w:rFonts w:ascii="Arial" w:hAnsi="Arial" w:cs="Arial" w:eastAsia="Arial"/>
       <w:color w:val="000000" w:themeColor="text1"/>
     </w:rPr>
     <w:tblPr>
@@ -8227,7 +9841,7 @@
       <w:spacing w:after="0" w:line="240" w:lineRule="auto"/>
     </w:pPr>
     <w:rPr>
-      <w:rFonts w:asciiTheme="majorHAnsi" w:eastAsiaTheme="majorEastAsia" w:hAnsiTheme="majorHAnsi" w:cstheme="majorBidi"/>
+      <w:rFonts w:ascii="Arial" w:hAnsi="Arial" w:cs="Arial" w:eastAsia="Arial"/>
       <w:color w:val="000000" w:themeColor="text1"/>
     </w:rPr>
     <w:tblPr>
@@ -8345,7 +9959,7 @@
       <w:spacing w:after="0" w:line="240" w:lineRule="auto"/>
     </w:pPr>
     <w:rPr>
-      <w:rFonts w:asciiTheme="majorHAnsi" w:eastAsiaTheme="majorEastAsia" w:hAnsiTheme="majorHAnsi" w:cstheme="majorBidi"/>
+      <w:rFonts w:ascii="Arial" w:hAnsi="Arial" w:cs="Arial" w:eastAsia="Arial"/>
       <w:color w:val="000000" w:themeColor="text1"/>
     </w:rPr>
     <w:tblPr>
@@ -8463,7 +10077,7 @@
       <w:spacing w:after="0" w:line="240" w:lineRule="auto"/>
     </w:pPr>
     <w:rPr>
-      <w:rFonts w:asciiTheme="majorHAnsi" w:eastAsiaTheme="majorEastAsia" w:hAnsiTheme="majorHAnsi" w:cstheme="majorBidi"/>
+      <w:rFonts w:ascii="Arial" w:hAnsi="Arial" w:cs="Arial" w:eastAsia="Arial"/>
       <w:color w:val="000000" w:themeColor="text1"/>
     </w:rPr>
     <w:tblPr>
@@ -8581,7 +10195,7 @@
       <w:spacing w:after="0" w:line="240" w:lineRule="auto"/>
     </w:pPr>
     <w:rPr>
-      <w:rFonts w:asciiTheme="majorHAnsi" w:eastAsiaTheme="majorEastAsia" w:hAnsiTheme="majorHAnsi" w:cstheme="majorBidi"/>
+      <w:rFonts w:ascii="Arial" w:hAnsi="Arial" w:cs="Arial" w:eastAsia="Arial"/>
       <w:color w:val="000000" w:themeColor="text1"/>
     </w:rPr>
     <w:tblPr>
